--- a/Tugas/Minggu_6/jb.docx
+++ b/Tugas/Minggu_6/jb.docx
@@ -10,21 +10,12 @@
           <w:lang w:val="en-US"/>
         </w:rPr>
       </w:pPr>
-      <w:proofErr w:type="gramStart"/>
-      <w:r>
-        <w:rPr>
-          <w:rFonts w:ascii="Times New Roman" w:hAnsi="Times New Roman" w:cs="Times New Roman"/>
-          <w:lang w:val="en-US"/>
-        </w:rPr>
-        <w:t>Nama :</w:t>
-      </w:r>
-      <w:proofErr w:type="gramEnd"/>
-      <w:r>
-        <w:rPr>
-          <w:rFonts w:ascii="Times New Roman" w:hAnsi="Times New Roman" w:cs="Times New Roman"/>
-          <w:lang w:val="en-US"/>
-        </w:rPr>
-        <w:t xml:space="preserve"> Carlos Fadellilah Rama</w:t>
+      <w:r>
+        <w:rPr>
+          <w:rFonts w:ascii="Times New Roman" w:hAnsi="Times New Roman" w:cs="Times New Roman"/>
+          <w:lang w:val="en-US"/>
+        </w:rPr>
+        <w:t>Nama : Carlos Fadellilah Rama</w:t>
       </w:r>
     </w:p>
     <w:p>
@@ -36,7 +27,6 @@
         </w:rPr>
       </w:pPr>
       <w:proofErr w:type="spellStart"/>
-      <w:proofErr w:type="gramStart"/>
       <w:r>
         <w:rPr>
           <w:rFonts w:ascii="Times New Roman" w:hAnsi="Times New Roman" w:cs="Times New Roman"/>
@@ -50,15 +40,7 @@
           <w:rFonts w:ascii="Times New Roman" w:hAnsi="Times New Roman" w:cs="Times New Roman"/>
           <w:lang w:val="en-US"/>
         </w:rPr>
-        <w:t xml:space="preserve"> :</w:t>
-      </w:r>
-      <w:proofErr w:type="gramEnd"/>
-      <w:r>
-        <w:rPr>
-          <w:rFonts w:ascii="Times New Roman" w:hAnsi="Times New Roman" w:cs="Times New Roman"/>
-          <w:lang w:val="en-US"/>
-        </w:rPr>
-        <w:t xml:space="preserve"> TI-1H</w:t>
+        <w:t xml:space="preserve"> : TI-1H</w:t>
       </w:r>
     </w:p>
     <w:p>
@@ -70,7 +52,6 @@
         </w:rPr>
       </w:pPr>
       <w:proofErr w:type="spellStart"/>
-      <w:proofErr w:type="gramStart"/>
       <w:r>
         <w:rPr>
           <w:rFonts w:ascii="Times New Roman" w:hAnsi="Times New Roman" w:cs="Times New Roman"/>
@@ -84,15 +65,7 @@
           <w:rFonts w:ascii="Times New Roman" w:hAnsi="Times New Roman" w:cs="Times New Roman"/>
           <w:lang w:val="en-US"/>
         </w:rPr>
-        <w:t xml:space="preserve"> :</w:t>
-      </w:r>
-      <w:proofErr w:type="gramEnd"/>
-      <w:r>
-        <w:rPr>
-          <w:rFonts w:ascii="Times New Roman" w:hAnsi="Times New Roman" w:cs="Times New Roman"/>
-          <w:lang w:val="en-US"/>
-        </w:rPr>
-        <w:t xml:space="preserve"> Prak ASD</w:t>
+        <w:t xml:space="preserve"> : Prak ASD</w:t>
       </w:r>
     </w:p>
     <w:p>
@@ -104,7 +77,6 @@
         </w:rPr>
       </w:pPr>
       <w:proofErr w:type="spellStart"/>
-      <w:proofErr w:type="gramStart"/>
       <w:r>
         <w:rPr>
           <w:rFonts w:ascii="Times New Roman" w:hAnsi="Times New Roman" w:cs="Times New Roman"/>
@@ -118,15 +90,7 @@
           <w:rFonts w:ascii="Times New Roman" w:hAnsi="Times New Roman" w:cs="Times New Roman"/>
           <w:lang w:val="en-US"/>
         </w:rPr>
-        <w:t xml:space="preserve"> :</w:t>
-      </w:r>
-      <w:proofErr w:type="gramEnd"/>
-      <w:r>
-        <w:rPr>
-          <w:rFonts w:ascii="Times New Roman" w:hAnsi="Times New Roman" w:cs="Times New Roman"/>
-          <w:lang w:val="en-US"/>
-        </w:rPr>
-        <w:t xml:space="preserve"> </w:t>
+        <w:t xml:space="preserve"> : </w:t>
       </w:r>
     </w:p>
     <w:p>
@@ -261,6 +225,7 @@
       <w:r>
         <w:rPr>
           <w:rFonts w:ascii="Times New Roman" w:hAnsi="Times New Roman" w:cs="Times New Roman"/>
+          <w:noProof/>
           <w:lang w:val="en-US"/>
         </w:rPr>
         <w:drawing>
@@ -958,7 +923,6 @@
         <w:t xml:space="preserve">int min = </w:t>
       </w:r>
       <w:proofErr w:type="spellStart"/>
-      <w:proofErr w:type="gramStart"/>
       <w:r>
         <w:rPr>
           <w:rFonts w:ascii="Times New Roman" w:hAnsi="Times New Roman" w:cs="Times New Roman"/>
@@ -972,7 +936,6 @@
         </w:rPr>
         <w:t>;</w:t>
       </w:r>
-      <w:proofErr w:type="gramEnd"/>
     </w:p>
     <w:p>
       <w:pPr>
@@ -1058,16 +1021,8 @@
         <w:rPr>
           <w:rFonts w:ascii="Times New Roman" w:hAnsi="Times New Roman" w:cs="Times New Roman"/>
         </w:rPr>
-        <w:t xml:space="preserve">        min = </w:t>
-      </w:r>
-      <w:proofErr w:type="gramStart"/>
-      <w:r>
-        <w:rPr>
-          <w:rFonts w:ascii="Times New Roman" w:hAnsi="Times New Roman" w:cs="Times New Roman"/>
-        </w:rPr>
-        <w:t>j;</w:t>
-      </w:r>
-      <w:proofErr w:type="gramEnd"/>
+        <w:t xml:space="preserve">        min = j;</w:t>
+      </w:r>
     </w:p>
     <w:p>
       <w:pPr>
@@ -1127,23 +1082,7 @@
           <w:rFonts w:ascii="Times New Roman" w:hAnsi="Times New Roman" w:cs="Times New Roman"/>
           <w:lang w:val="en-US"/>
         </w:rPr>
-        <w:t xml:space="preserve">Pada Insertion </w:t>
-      </w:r>
-      <w:proofErr w:type="gramStart"/>
-      <w:r>
-        <w:rPr>
-          <w:rFonts w:ascii="Times New Roman" w:hAnsi="Times New Roman" w:cs="Times New Roman"/>
-          <w:lang w:val="en-US"/>
-        </w:rPr>
-        <w:t>sort ,</w:t>
-      </w:r>
-      <w:proofErr w:type="gramEnd"/>
-      <w:r>
-        <w:rPr>
-          <w:rFonts w:ascii="Times New Roman" w:hAnsi="Times New Roman" w:cs="Times New Roman"/>
-          <w:lang w:val="en-US"/>
-        </w:rPr>
-        <w:t xml:space="preserve"> </w:t>
+        <w:t xml:space="preserve">Pada Insertion sort , </w:t>
       </w:r>
       <w:proofErr w:type="spellStart"/>
       <w:r>
@@ -1231,6 +1170,7 @@
       <w:r>
         <w:rPr>
           <w:rFonts w:ascii="Times New Roman" w:hAnsi="Times New Roman" w:cs="Times New Roman"/>
+          <w:noProof/>
           <w:lang w:val="en-US"/>
         </w:rPr>
         <w:drawing>
@@ -1940,6 +1880,7 @@
       </w:r>
       <w:r>
         <w:rPr>
+          <w:noProof/>
           <w:lang w:val="en-US"/>
         </w:rPr>
         <w:drawing>
@@ -2451,7 +2392,6 @@
         <w:t xml:space="preserve"> </w:t>
       </w:r>
       <w:proofErr w:type="spellStart"/>
-      <w:proofErr w:type="gramStart"/>
       <w:r>
         <w:rPr>
           <w:rFonts w:ascii="Times New Roman" w:hAnsi="Times New Roman" w:cs="Times New Roman"/>
@@ -2465,15 +2405,7 @@
           <w:rFonts w:ascii="Times New Roman" w:hAnsi="Times New Roman" w:cs="Times New Roman"/>
           <w:lang w:val="en-US"/>
         </w:rPr>
-        <w:t>(</w:t>
-      </w:r>
-      <w:proofErr w:type="gramEnd"/>
-      <w:r>
-        <w:rPr>
-          <w:rFonts w:ascii="Times New Roman" w:hAnsi="Times New Roman" w:cs="Times New Roman"/>
-          <w:lang w:val="en-US"/>
-        </w:rPr>
-        <w:t xml:space="preserve">) di </w:t>
+        <w:t xml:space="preserve">() di </w:t>
       </w:r>
       <w:proofErr w:type="spellStart"/>
       <w:r>
@@ -2519,6 +2451,7 @@
       <w:r>
         <w:rPr>
           <w:rFonts w:ascii="Times New Roman" w:hAnsi="Times New Roman" w:cs="Times New Roman"/>
+          <w:noProof/>
           <w:lang w:val="en-US"/>
         </w:rPr>
         <w:drawing>
@@ -2560,6 +2493,15 @@
     </w:p>
     <w:p>
       <w:pPr>
+        <w:jc w:val="both"/>
+        <w:rPr>
+          <w:rFonts w:ascii="Times New Roman" w:hAnsi="Times New Roman" w:cs="Times New Roman"/>
+          <w:lang w:val="en-US"/>
+        </w:rPr>
+      </w:pPr>
+    </w:p>
+    <w:p>
+      <w:pPr>
         <w:pStyle w:val="ListParagraph"/>
         <w:numPr>
           <w:ilvl w:val="0"/>
@@ -2681,17 +2623,410 @@
           <w:rFonts w:ascii="Times New Roman" w:hAnsi="Times New Roman" w:cs="Times New Roman"/>
           <w:lang w:val="en-US"/>
         </w:rPr>
-        <w:t>&lt;listMhs.length-</w:t>
-      </w:r>
-      <w:proofErr w:type="gramStart"/>
-      <w:r>
-        <w:rPr>
-          <w:rFonts w:ascii="Times New Roman" w:hAnsi="Times New Roman" w:cs="Times New Roman"/>
-          <w:lang w:val="en-US"/>
-        </w:rPr>
-        <w:t>1 ?</w:t>
-      </w:r>
-      <w:proofErr w:type="gramEnd"/>
+        <w:t>&lt;listMhs.length-1 ?</w:t>
+      </w:r>
+    </w:p>
+    <w:p>
+      <w:pPr>
+        <w:pStyle w:val="ListParagraph"/>
+        <w:spacing w:after="0" w:line="240" w:lineRule="auto"/>
+        <w:rPr>
+          <w:rFonts w:ascii="Times New Roman" w:eastAsia="Times New Roman" w:hAnsi="Times New Roman" w:cs="Times New Roman"/>
+          <w:kern w:val="0"/>
+          <w:lang w:eastAsia="en-ID"/>
+          <w14:ligatures w14:val="none"/>
+        </w:rPr>
+      </w:pPr>
+      <w:r>
+        <w:rPr>
+          <w:rFonts w:ascii="Times New Roman" w:eastAsia="Times New Roman" w:hAnsi="Times New Roman" w:cs="Times New Roman"/>
+          <w:kern w:val="0"/>
+          <w:lang w:eastAsia="en-ID"/>
+          <w14:ligatures w14:val="none"/>
+        </w:rPr>
+        <w:t xml:space="preserve">Karena </w:t>
+      </w:r>
+      <w:proofErr w:type="spellStart"/>
+      <w:r>
+        <w:rPr>
+          <w:rFonts w:ascii="Times New Roman" w:eastAsia="Times New Roman" w:hAnsi="Times New Roman" w:cs="Times New Roman"/>
+          <w:kern w:val="0"/>
+          <w:lang w:eastAsia="en-ID"/>
+          <w14:ligatures w14:val="none"/>
+        </w:rPr>
+        <w:t>dalam</w:t>
+      </w:r>
+      <w:proofErr w:type="spellEnd"/>
+      <w:r>
+        <w:rPr>
+          <w:rFonts w:ascii="Times New Roman" w:eastAsia="Times New Roman" w:hAnsi="Times New Roman" w:cs="Times New Roman"/>
+          <w:kern w:val="0"/>
+          <w:lang w:eastAsia="en-ID"/>
+          <w14:ligatures w14:val="none"/>
+        </w:rPr>
+        <w:t xml:space="preserve"> </w:t>
+      </w:r>
+      <w:r>
+        <w:rPr>
+          <w:rFonts w:ascii="Times New Roman" w:eastAsia="Times New Roman" w:hAnsi="Times New Roman" w:cs="Times New Roman"/>
+          <w:i/>
+          <w:iCs/>
+          <w:kern w:val="0"/>
+          <w:lang w:eastAsia="en-ID"/>
+          <w14:ligatures w14:val="none"/>
+        </w:rPr>
+        <w:t>Bubble Sort</w:t>
+      </w:r>
+      <w:r>
+        <w:rPr>
+          <w:rFonts w:ascii="Times New Roman" w:eastAsia="Times New Roman" w:hAnsi="Times New Roman" w:cs="Times New Roman"/>
+          <w:kern w:val="0"/>
+          <w:lang w:eastAsia="en-ID"/>
+          <w14:ligatures w14:val="none"/>
+        </w:rPr>
+        <w:t xml:space="preserve">, </w:t>
+      </w:r>
+      <w:proofErr w:type="spellStart"/>
+      <w:r>
+        <w:rPr>
+          <w:rFonts w:ascii="Times New Roman" w:eastAsia="Times New Roman" w:hAnsi="Times New Roman" w:cs="Times New Roman"/>
+          <w:kern w:val="0"/>
+          <w:lang w:eastAsia="en-ID"/>
+          <w14:ligatures w14:val="none"/>
+        </w:rPr>
+        <w:t>setelah</w:t>
+      </w:r>
+      <w:proofErr w:type="spellEnd"/>
+      <w:r>
+        <w:rPr>
+          <w:rFonts w:ascii="Times New Roman" w:eastAsia="Times New Roman" w:hAnsi="Times New Roman" w:cs="Times New Roman"/>
+          <w:kern w:val="0"/>
+          <w:lang w:eastAsia="en-ID"/>
+          <w14:ligatures w14:val="none"/>
+        </w:rPr>
+        <w:t xml:space="preserve"> </w:t>
+      </w:r>
+      <w:proofErr w:type="spellStart"/>
+      <w:r>
+        <w:rPr>
+          <w:rFonts w:ascii="Times New Roman" w:eastAsia="Times New Roman" w:hAnsi="Times New Roman" w:cs="Times New Roman"/>
+          <w:kern w:val="0"/>
+          <w:lang w:eastAsia="en-ID"/>
+          <w14:ligatures w14:val="none"/>
+        </w:rPr>
+        <w:t>melakukan</w:t>
+      </w:r>
+      <w:proofErr w:type="spellEnd"/>
+      <w:r>
+        <w:rPr>
+          <w:rFonts w:ascii="Times New Roman" w:eastAsia="Times New Roman" w:hAnsi="Times New Roman" w:cs="Times New Roman"/>
+          <w:kern w:val="0"/>
+          <w:lang w:eastAsia="en-ID"/>
+          <w14:ligatures w14:val="none"/>
+        </w:rPr>
+        <w:t xml:space="preserve"> $n-1$ </w:t>
+      </w:r>
+      <w:proofErr w:type="spellStart"/>
+      <w:r>
+        <w:rPr>
+          <w:rFonts w:ascii="Times New Roman" w:eastAsia="Times New Roman" w:hAnsi="Times New Roman" w:cs="Times New Roman"/>
+          <w:kern w:val="0"/>
+          <w:lang w:eastAsia="en-ID"/>
+          <w14:ligatures w14:val="none"/>
+        </w:rPr>
+        <w:t>tahap</w:t>
+      </w:r>
+      <w:proofErr w:type="spellEnd"/>
+      <w:r>
+        <w:rPr>
+          <w:rFonts w:ascii="Times New Roman" w:eastAsia="Times New Roman" w:hAnsi="Times New Roman" w:cs="Times New Roman"/>
+          <w:kern w:val="0"/>
+          <w:lang w:eastAsia="en-ID"/>
+          <w14:ligatures w14:val="none"/>
+        </w:rPr>
+        <w:t xml:space="preserve"> (di mana $n$ </w:t>
+      </w:r>
+      <w:proofErr w:type="spellStart"/>
+      <w:r>
+        <w:rPr>
+          <w:rFonts w:ascii="Times New Roman" w:eastAsia="Times New Roman" w:hAnsi="Times New Roman" w:cs="Times New Roman"/>
+          <w:kern w:val="0"/>
+          <w:lang w:eastAsia="en-ID"/>
+          <w14:ligatures w14:val="none"/>
+        </w:rPr>
+        <w:t>adalah</w:t>
+      </w:r>
+      <w:proofErr w:type="spellEnd"/>
+      <w:r>
+        <w:rPr>
+          <w:rFonts w:ascii="Times New Roman" w:eastAsia="Times New Roman" w:hAnsi="Times New Roman" w:cs="Times New Roman"/>
+          <w:kern w:val="0"/>
+          <w:lang w:eastAsia="en-ID"/>
+          <w14:ligatures w14:val="none"/>
+        </w:rPr>
+        <w:t xml:space="preserve"> </w:t>
+      </w:r>
+      <w:proofErr w:type="spellStart"/>
+      <w:r>
+        <w:rPr>
+          <w:rFonts w:ascii="Times New Roman" w:eastAsia="Times New Roman" w:hAnsi="Times New Roman" w:cs="Times New Roman"/>
+          <w:kern w:val="0"/>
+          <w:lang w:eastAsia="en-ID"/>
+          <w14:ligatures w14:val="none"/>
+        </w:rPr>
+        <w:t>jumlah</w:t>
+      </w:r>
+      <w:proofErr w:type="spellEnd"/>
+      <w:r>
+        <w:rPr>
+          <w:rFonts w:ascii="Times New Roman" w:eastAsia="Times New Roman" w:hAnsi="Times New Roman" w:cs="Times New Roman"/>
+          <w:kern w:val="0"/>
+          <w:lang w:eastAsia="en-ID"/>
+          <w14:ligatures w14:val="none"/>
+        </w:rPr>
+        <w:t xml:space="preserve"> data), data </w:t>
+      </w:r>
+      <w:proofErr w:type="spellStart"/>
+      <w:r>
+        <w:rPr>
+          <w:rFonts w:ascii="Times New Roman" w:eastAsia="Times New Roman" w:hAnsi="Times New Roman" w:cs="Times New Roman"/>
+          <w:kern w:val="0"/>
+          <w:lang w:eastAsia="en-ID"/>
+          <w14:ligatures w14:val="none"/>
+        </w:rPr>
+        <w:t>terakhir</w:t>
+      </w:r>
+      <w:proofErr w:type="spellEnd"/>
+      <w:r>
+        <w:rPr>
+          <w:rFonts w:ascii="Times New Roman" w:eastAsia="Times New Roman" w:hAnsi="Times New Roman" w:cs="Times New Roman"/>
+          <w:kern w:val="0"/>
+          <w:lang w:eastAsia="en-ID"/>
+          <w14:ligatures w14:val="none"/>
+        </w:rPr>
+        <w:t xml:space="preserve"> </w:t>
+      </w:r>
+      <w:proofErr w:type="spellStart"/>
+      <w:r>
+        <w:rPr>
+          <w:rFonts w:ascii="Times New Roman" w:eastAsia="Times New Roman" w:hAnsi="Times New Roman" w:cs="Times New Roman"/>
+          <w:kern w:val="0"/>
+          <w:lang w:eastAsia="en-ID"/>
+          <w14:ligatures w14:val="none"/>
+        </w:rPr>
+        <w:t>secara</w:t>
+      </w:r>
+      <w:proofErr w:type="spellEnd"/>
+      <w:r>
+        <w:rPr>
+          <w:rFonts w:ascii="Times New Roman" w:eastAsia="Times New Roman" w:hAnsi="Times New Roman" w:cs="Times New Roman"/>
+          <w:kern w:val="0"/>
+          <w:lang w:eastAsia="en-ID"/>
+          <w14:ligatures w14:val="none"/>
+        </w:rPr>
+        <w:t xml:space="preserve"> </w:t>
+      </w:r>
+      <w:proofErr w:type="spellStart"/>
+      <w:r>
+        <w:rPr>
+          <w:rFonts w:ascii="Times New Roman" w:eastAsia="Times New Roman" w:hAnsi="Times New Roman" w:cs="Times New Roman"/>
+          <w:kern w:val="0"/>
+          <w:lang w:eastAsia="en-ID"/>
+          <w14:ligatures w14:val="none"/>
+        </w:rPr>
+        <w:t>otomatis</w:t>
+      </w:r>
+      <w:proofErr w:type="spellEnd"/>
+      <w:r>
+        <w:rPr>
+          <w:rFonts w:ascii="Times New Roman" w:eastAsia="Times New Roman" w:hAnsi="Times New Roman" w:cs="Times New Roman"/>
+          <w:kern w:val="0"/>
+          <w:lang w:eastAsia="en-ID"/>
+          <w14:ligatures w14:val="none"/>
+        </w:rPr>
+        <w:t xml:space="preserve"> </w:t>
+      </w:r>
+      <w:proofErr w:type="spellStart"/>
+      <w:r>
+        <w:rPr>
+          <w:rFonts w:ascii="Times New Roman" w:eastAsia="Times New Roman" w:hAnsi="Times New Roman" w:cs="Times New Roman"/>
+          <w:kern w:val="0"/>
+          <w:lang w:eastAsia="en-ID"/>
+          <w14:ligatures w14:val="none"/>
+        </w:rPr>
+        <w:t>akan</w:t>
+      </w:r>
+      <w:proofErr w:type="spellEnd"/>
+      <w:r>
+        <w:rPr>
+          <w:rFonts w:ascii="Times New Roman" w:eastAsia="Times New Roman" w:hAnsi="Times New Roman" w:cs="Times New Roman"/>
+          <w:kern w:val="0"/>
+          <w:lang w:eastAsia="en-ID"/>
+          <w14:ligatures w14:val="none"/>
+        </w:rPr>
+        <w:t xml:space="preserve"> </w:t>
+      </w:r>
+      <w:proofErr w:type="spellStart"/>
+      <w:r>
+        <w:rPr>
+          <w:rFonts w:ascii="Times New Roman" w:eastAsia="Times New Roman" w:hAnsi="Times New Roman" w:cs="Times New Roman"/>
+          <w:kern w:val="0"/>
+          <w:lang w:eastAsia="en-ID"/>
+          <w14:ligatures w14:val="none"/>
+        </w:rPr>
+        <w:t>berada</w:t>
+      </w:r>
+      <w:proofErr w:type="spellEnd"/>
+      <w:r>
+        <w:rPr>
+          <w:rFonts w:ascii="Times New Roman" w:eastAsia="Times New Roman" w:hAnsi="Times New Roman" w:cs="Times New Roman"/>
+          <w:kern w:val="0"/>
+          <w:lang w:eastAsia="en-ID"/>
+          <w14:ligatures w14:val="none"/>
+        </w:rPr>
+        <w:t xml:space="preserve"> di </w:t>
+      </w:r>
+      <w:proofErr w:type="spellStart"/>
+      <w:r>
+        <w:rPr>
+          <w:rFonts w:ascii="Times New Roman" w:eastAsia="Times New Roman" w:hAnsi="Times New Roman" w:cs="Times New Roman"/>
+          <w:kern w:val="0"/>
+          <w:lang w:eastAsia="en-ID"/>
+          <w14:ligatures w14:val="none"/>
+        </w:rPr>
+        <w:t>posisi</w:t>
+      </w:r>
+      <w:proofErr w:type="spellEnd"/>
+      <w:r>
+        <w:rPr>
+          <w:rFonts w:ascii="Times New Roman" w:eastAsia="Times New Roman" w:hAnsi="Times New Roman" w:cs="Times New Roman"/>
+          <w:kern w:val="0"/>
+          <w:lang w:eastAsia="en-ID"/>
+          <w14:ligatures w14:val="none"/>
+        </w:rPr>
+        <w:t xml:space="preserve"> yang </w:t>
+      </w:r>
+      <w:proofErr w:type="spellStart"/>
+      <w:r>
+        <w:rPr>
+          <w:rFonts w:ascii="Times New Roman" w:eastAsia="Times New Roman" w:hAnsi="Times New Roman" w:cs="Times New Roman"/>
+          <w:kern w:val="0"/>
+          <w:lang w:eastAsia="en-ID"/>
+          <w14:ligatures w14:val="none"/>
+        </w:rPr>
+        <w:t>benar</w:t>
+      </w:r>
+      <w:proofErr w:type="spellEnd"/>
+      <w:r>
+        <w:rPr>
+          <w:rFonts w:ascii="Times New Roman" w:eastAsia="Times New Roman" w:hAnsi="Times New Roman" w:cs="Times New Roman"/>
+          <w:kern w:val="0"/>
+          <w:lang w:eastAsia="en-ID"/>
+          <w14:ligatures w14:val="none"/>
+        </w:rPr>
+        <w:t xml:space="preserve">, </w:t>
+      </w:r>
+      <w:proofErr w:type="spellStart"/>
+      <w:r>
+        <w:rPr>
+          <w:rFonts w:ascii="Times New Roman" w:eastAsia="Times New Roman" w:hAnsi="Times New Roman" w:cs="Times New Roman"/>
+          <w:kern w:val="0"/>
+          <w:lang w:eastAsia="en-ID"/>
+          <w14:ligatures w14:val="none"/>
+        </w:rPr>
+        <w:t>sehingga</w:t>
+      </w:r>
+      <w:proofErr w:type="spellEnd"/>
+      <w:r>
+        <w:rPr>
+          <w:rFonts w:ascii="Times New Roman" w:eastAsia="Times New Roman" w:hAnsi="Times New Roman" w:cs="Times New Roman"/>
+          <w:kern w:val="0"/>
+          <w:lang w:eastAsia="en-ID"/>
+          <w14:ligatures w14:val="none"/>
+        </w:rPr>
+        <w:t xml:space="preserve"> </w:t>
+      </w:r>
+      <w:proofErr w:type="spellStart"/>
+      <w:r>
+        <w:rPr>
+          <w:rFonts w:ascii="Times New Roman" w:eastAsia="Times New Roman" w:hAnsi="Times New Roman" w:cs="Times New Roman"/>
+          <w:kern w:val="0"/>
+          <w:lang w:eastAsia="en-ID"/>
+          <w14:ligatures w14:val="none"/>
+        </w:rPr>
+        <w:t>tidak</w:t>
+      </w:r>
+      <w:proofErr w:type="spellEnd"/>
+      <w:r>
+        <w:rPr>
+          <w:rFonts w:ascii="Times New Roman" w:eastAsia="Times New Roman" w:hAnsi="Times New Roman" w:cs="Times New Roman"/>
+          <w:kern w:val="0"/>
+          <w:lang w:eastAsia="en-ID"/>
+          <w14:ligatures w14:val="none"/>
+        </w:rPr>
+        <w:t xml:space="preserve"> </w:t>
+      </w:r>
+      <w:proofErr w:type="spellStart"/>
+      <w:r>
+        <w:rPr>
+          <w:rFonts w:ascii="Times New Roman" w:eastAsia="Times New Roman" w:hAnsi="Times New Roman" w:cs="Times New Roman"/>
+          <w:kern w:val="0"/>
+          <w:lang w:eastAsia="en-ID"/>
+          <w14:ligatures w14:val="none"/>
+        </w:rPr>
+        <w:t>perlu</w:t>
+      </w:r>
+      <w:proofErr w:type="spellEnd"/>
+      <w:r>
+        <w:rPr>
+          <w:rFonts w:ascii="Times New Roman" w:eastAsia="Times New Roman" w:hAnsi="Times New Roman" w:cs="Times New Roman"/>
+          <w:kern w:val="0"/>
+          <w:lang w:eastAsia="en-ID"/>
+          <w14:ligatures w14:val="none"/>
+        </w:rPr>
+        <w:t xml:space="preserve"> </w:t>
+      </w:r>
+      <w:proofErr w:type="spellStart"/>
+      <w:r>
+        <w:rPr>
+          <w:rFonts w:ascii="Times New Roman" w:eastAsia="Times New Roman" w:hAnsi="Times New Roman" w:cs="Times New Roman"/>
+          <w:kern w:val="0"/>
+          <w:lang w:eastAsia="en-ID"/>
+          <w14:ligatures w14:val="none"/>
+        </w:rPr>
+        <w:t>iterasi</w:t>
+      </w:r>
+      <w:proofErr w:type="spellEnd"/>
+      <w:r>
+        <w:rPr>
+          <w:rFonts w:ascii="Times New Roman" w:eastAsia="Times New Roman" w:hAnsi="Times New Roman" w:cs="Times New Roman"/>
+          <w:kern w:val="0"/>
+          <w:lang w:eastAsia="en-ID"/>
+          <w14:ligatures w14:val="none"/>
+        </w:rPr>
+        <w:t xml:space="preserve"> </w:t>
+      </w:r>
+      <w:proofErr w:type="spellStart"/>
+      <w:r>
+        <w:rPr>
+          <w:rFonts w:ascii="Times New Roman" w:eastAsia="Times New Roman" w:hAnsi="Times New Roman" w:cs="Times New Roman"/>
+          <w:kern w:val="0"/>
+          <w:lang w:eastAsia="en-ID"/>
+          <w14:ligatures w14:val="none"/>
+        </w:rPr>
+        <w:t>tambahan</w:t>
+      </w:r>
+      <w:proofErr w:type="spellEnd"/>
+    </w:p>
+    <w:p>
+      <w:pPr>
+        <w:pStyle w:val="ListParagraph"/>
+        <w:jc w:val="both"/>
+        <w:rPr>
+          <w:rFonts w:ascii="Times New Roman" w:hAnsi="Times New Roman" w:cs="Times New Roman"/>
+          <w:lang w:val="en-US"/>
+        </w:rPr>
+      </w:pPr>
     </w:p>
     <w:p>
       <w:pPr>
@@ -2792,13 +3127,64 @@
           <w:rFonts w:ascii="Times New Roman" w:hAnsi="Times New Roman" w:cs="Times New Roman"/>
           <w:lang w:val="en-US"/>
         </w:rPr>
-        <w:t>listMhs.length-</w:t>
-      </w:r>
-      <w:proofErr w:type="gramStart"/>
-      <w:r>
-        <w:rPr>
-          <w:rFonts w:ascii="Times New Roman" w:hAnsi="Times New Roman" w:cs="Times New Roman"/>
-          <w:lang w:val="en-US"/>
+        <w:t>listMhs.length-i</w:t>
+      </w:r>
+      <w:proofErr w:type="spellEnd"/>
+      <w:r>
+        <w:rPr>
+          <w:rFonts w:ascii="Times New Roman" w:hAnsi="Times New Roman" w:cs="Times New Roman"/>
+          <w:lang w:val="en-US"/>
+        </w:rPr>
+        <w:t xml:space="preserve"> ?</w:t>
+      </w:r>
+    </w:p>
+    <w:p>
+      <w:pPr>
+        <w:pStyle w:val="ListParagraph"/>
+        <w:jc w:val="both"/>
+        <w:rPr>
+          <w:rFonts w:ascii="Times New Roman" w:hAnsi="Times New Roman" w:cs="Times New Roman"/>
+          <w:lang w:val="en-US"/>
+        </w:rPr>
+      </w:pPr>
+      <w:r>
+        <w:rPr>
+          <w:rFonts w:ascii="Times New Roman" w:hAnsi="Times New Roman" w:cs="Times New Roman"/>
+        </w:rPr>
+        <w:t xml:space="preserve">Karena pada </w:t>
+      </w:r>
+      <w:proofErr w:type="spellStart"/>
+      <w:r>
+        <w:rPr>
+          <w:rFonts w:ascii="Times New Roman" w:hAnsi="Times New Roman" w:cs="Times New Roman"/>
+        </w:rPr>
+        <w:t>setiap</w:t>
+      </w:r>
+      <w:proofErr w:type="spellEnd"/>
+      <w:r>
+        <w:rPr>
+          <w:rFonts w:ascii="Times New Roman" w:hAnsi="Times New Roman" w:cs="Times New Roman"/>
+        </w:rPr>
+        <w:t xml:space="preserve"> </w:t>
+      </w:r>
+      <w:proofErr w:type="spellStart"/>
+      <w:r>
+        <w:rPr>
+          <w:rFonts w:ascii="Times New Roman" w:hAnsi="Times New Roman" w:cs="Times New Roman"/>
+        </w:rPr>
+        <w:t>tahap</w:t>
+      </w:r>
+      <w:proofErr w:type="spellEnd"/>
+      <w:r>
+        <w:rPr>
+          <w:rFonts w:ascii="Times New Roman" w:hAnsi="Times New Roman" w:cs="Times New Roman"/>
+        </w:rPr>
+        <w:t xml:space="preserve"> </w:t>
+      </w:r>
+      <w:proofErr w:type="spellStart"/>
+      <w:r>
+        <w:rPr>
+          <w:rFonts w:ascii="Times New Roman" w:hAnsi="Times New Roman" w:cs="Times New Roman"/>
         </w:rPr>
         <w:t>i</w:t>
       </w:r>
@@ -2806,11 +3192,387 @@
       <w:r>
         <w:rPr>
           <w:rFonts w:ascii="Times New Roman" w:hAnsi="Times New Roman" w:cs="Times New Roman"/>
-          <w:lang w:val="en-US"/>
-        </w:rPr>
-        <w:t xml:space="preserve"> ?</w:t>
-      </w:r>
-      <w:proofErr w:type="gramEnd"/>
+        </w:rPr>
+        <w:t xml:space="preserve">, </w:t>
+      </w:r>
+      <w:proofErr w:type="spellStart"/>
+      <w:r>
+        <w:rPr>
+          <w:rFonts w:ascii="Times New Roman" w:hAnsi="Times New Roman" w:cs="Times New Roman"/>
+        </w:rPr>
+        <w:t>satu</w:t>
+      </w:r>
+      <w:proofErr w:type="spellEnd"/>
+      <w:r>
+        <w:rPr>
+          <w:rFonts w:ascii="Times New Roman" w:hAnsi="Times New Roman" w:cs="Times New Roman"/>
+        </w:rPr>
+        <w:t xml:space="preserve"> </w:t>
+      </w:r>
+      <w:proofErr w:type="spellStart"/>
+      <w:r>
+        <w:rPr>
+          <w:rFonts w:ascii="Times New Roman" w:hAnsi="Times New Roman" w:cs="Times New Roman"/>
+        </w:rPr>
+        <w:t>elemen</w:t>
+      </w:r>
+      <w:proofErr w:type="spellEnd"/>
+      <w:r>
+        <w:rPr>
+          <w:rFonts w:ascii="Times New Roman" w:hAnsi="Times New Roman" w:cs="Times New Roman"/>
+        </w:rPr>
+        <w:t xml:space="preserve"> </w:t>
+      </w:r>
+      <w:proofErr w:type="spellStart"/>
+      <w:r>
+        <w:rPr>
+          <w:rFonts w:ascii="Times New Roman" w:hAnsi="Times New Roman" w:cs="Times New Roman"/>
+        </w:rPr>
+        <w:t>terbesar</w:t>
+      </w:r>
+      <w:proofErr w:type="spellEnd"/>
+      <w:r>
+        <w:rPr>
+          <w:rFonts w:ascii="Times New Roman" w:hAnsi="Times New Roman" w:cs="Times New Roman"/>
+        </w:rPr>
+        <w:t xml:space="preserve"> (</w:t>
+      </w:r>
+      <w:proofErr w:type="spellStart"/>
+      <w:r>
+        <w:rPr>
+          <w:rFonts w:ascii="Times New Roman" w:hAnsi="Times New Roman" w:cs="Times New Roman"/>
+        </w:rPr>
+        <w:t>atau</w:t>
+      </w:r>
+      <w:proofErr w:type="spellEnd"/>
+      <w:r>
+        <w:rPr>
+          <w:rFonts w:ascii="Times New Roman" w:hAnsi="Times New Roman" w:cs="Times New Roman"/>
+        </w:rPr>
+        <w:t xml:space="preserve"> </w:t>
+      </w:r>
+      <w:proofErr w:type="spellStart"/>
+      <w:r>
+        <w:rPr>
+          <w:rFonts w:ascii="Times New Roman" w:hAnsi="Times New Roman" w:cs="Times New Roman"/>
+        </w:rPr>
+        <w:t>terkecil</w:t>
+      </w:r>
+      <w:proofErr w:type="spellEnd"/>
+      <w:r>
+        <w:rPr>
+          <w:rFonts w:ascii="Times New Roman" w:hAnsi="Times New Roman" w:cs="Times New Roman"/>
+        </w:rPr>
+        <w:t xml:space="preserve">, </w:t>
+      </w:r>
+      <w:proofErr w:type="spellStart"/>
+      <w:r>
+        <w:rPr>
+          <w:rFonts w:ascii="Times New Roman" w:hAnsi="Times New Roman" w:cs="Times New Roman"/>
+        </w:rPr>
+        <w:t>tergantung</w:t>
+      </w:r>
+      <w:proofErr w:type="spellEnd"/>
+      <w:r>
+        <w:rPr>
+          <w:rFonts w:ascii="Times New Roman" w:hAnsi="Times New Roman" w:cs="Times New Roman"/>
+        </w:rPr>
+        <w:t xml:space="preserve"> </w:t>
+      </w:r>
+      <w:proofErr w:type="spellStart"/>
+      <w:r>
+        <w:rPr>
+          <w:rFonts w:ascii="Times New Roman" w:hAnsi="Times New Roman" w:cs="Times New Roman"/>
+        </w:rPr>
+        <w:t>urutan</w:t>
+      </w:r>
+      <w:proofErr w:type="spellEnd"/>
+      <w:r>
+        <w:rPr>
+          <w:rFonts w:ascii="Times New Roman" w:hAnsi="Times New Roman" w:cs="Times New Roman"/>
+        </w:rPr>
+        <w:t xml:space="preserve">) </w:t>
+      </w:r>
+      <w:proofErr w:type="spellStart"/>
+      <w:r>
+        <w:rPr>
+          <w:rFonts w:ascii="Times New Roman" w:hAnsi="Times New Roman" w:cs="Times New Roman"/>
+        </w:rPr>
+        <w:t>sudah</w:t>
+      </w:r>
+      <w:proofErr w:type="spellEnd"/>
+      <w:r>
+        <w:rPr>
+          <w:rFonts w:ascii="Times New Roman" w:hAnsi="Times New Roman" w:cs="Times New Roman"/>
+        </w:rPr>
+        <w:t xml:space="preserve"> "</w:t>
+      </w:r>
+      <w:proofErr w:type="spellStart"/>
+      <w:r>
+        <w:rPr>
+          <w:rFonts w:ascii="Times New Roman" w:hAnsi="Times New Roman" w:cs="Times New Roman"/>
+        </w:rPr>
+        <w:t>mengapung</w:t>
+      </w:r>
+      <w:proofErr w:type="spellEnd"/>
+      <w:r>
+        <w:rPr>
+          <w:rFonts w:ascii="Times New Roman" w:hAnsi="Times New Roman" w:cs="Times New Roman"/>
+        </w:rPr>
+        <w:t xml:space="preserve">" </w:t>
+      </w:r>
+      <w:proofErr w:type="spellStart"/>
+      <w:r>
+        <w:rPr>
+          <w:rFonts w:ascii="Times New Roman" w:hAnsi="Times New Roman" w:cs="Times New Roman"/>
+        </w:rPr>
+        <w:t>ke</w:t>
+      </w:r>
+      <w:proofErr w:type="spellEnd"/>
+      <w:r>
+        <w:rPr>
+          <w:rFonts w:ascii="Times New Roman" w:hAnsi="Times New Roman" w:cs="Times New Roman"/>
+        </w:rPr>
+        <w:t xml:space="preserve"> </w:t>
+      </w:r>
+      <w:proofErr w:type="spellStart"/>
+      <w:r>
+        <w:rPr>
+          <w:rFonts w:ascii="Times New Roman" w:hAnsi="Times New Roman" w:cs="Times New Roman"/>
+        </w:rPr>
+        <w:t>posisi</w:t>
+      </w:r>
+      <w:proofErr w:type="spellEnd"/>
+      <w:r>
+        <w:rPr>
+          <w:rFonts w:ascii="Times New Roman" w:hAnsi="Times New Roman" w:cs="Times New Roman"/>
+        </w:rPr>
+        <w:t xml:space="preserve"> </w:t>
+      </w:r>
+      <w:proofErr w:type="spellStart"/>
+      <w:r>
+        <w:rPr>
+          <w:rFonts w:ascii="Times New Roman" w:hAnsi="Times New Roman" w:cs="Times New Roman"/>
+        </w:rPr>
+        <w:t>akhirnya</w:t>
+      </w:r>
+      <w:proofErr w:type="spellEnd"/>
+      <w:r>
+        <w:rPr>
+          <w:rFonts w:ascii="Times New Roman" w:hAnsi="Times New Roman" w:cs="Times New Roman"/>
+        </w:rPr>
+        <w:t xml:space="preserve"> di </w:t>
+      </w:r>
+      <w:proofErr w:type="spellStart"/>
+      <w:r>
+        <w:rPr>
+          <w:rFonts w:ascii="Times New Roman" w:hAnsi="Times New Roman" w:cs="Times New Roman"/>
+        </w:rPr>
+        <w:t>ujung</w:t>
+      </w:r>
+      <w:proofErr w:type="spellEnd"/>
+      <w:r>
+        <w:rPr>
+          <w:rFonts w:ascii="Times New Roman" w:hAnsi="Times New Roman" w:cs="Times New Roman"/>
+        </w:rPr>
+        <w:t xml:space="preserve"> array. </w:t>
+      </w:r>
+      <w:proofErr w:type="spellStart"/>
+      <w:r>
+        <w:rPr>
+          <w:rFonts w:ascii="Times New Roman" w:hAnsi="Times New Roman" w:cs="Times New Roman"/>
+        </w:rPr>
+        <w:t>Dengan</w:t>
+      </w:r>
+      <w:proofErr w:type="spellEnd"/>
+      <w:r>
+        <w:rPr>
+          <w:rFonts w:ascii="Times New Roman" w:hAnsi="Times New Roman" w:cs="Times New Roman"/>
+        </w:rPr>
+        <w:t xml:space="preserve"> </w:t>
+      </w:r>
+      <w:proofErr w:type="spellStart"/>
+      <w:r>
+        <w:rPr>
+          <w:rFonts w:ascii="Times New Roman" w:hAnsi="Times New Roman" w:cs="Times New Roman"/>
+        </w:rPr>
+        <w:t>mengurangi</w:t>
+      </w:r>
+      <w:proofErr w:type="spellEnd"/>
+      <w:r>
+        <w:rPr>
+          <w:rFonts w:ascii="Times New Roman" w:hAnsi="Times New Roman" w:cs="Times New Roman"/>
+        </w:rPr>
+        <w:t xml:space="preserve"> </w:t>
+      </w:r>
+      <w:proofErr w:type="spellStart"/>
+      <w:r>
+        <w:rPr>
+          <w:rFonts w:ascii="Times New Roman" w:hAnsi="Times New Roman" w:cs="Times New Roman"/>
+        </w:rPr>
+        <w:t>i</w:t>
+      </w:r>
+      <w:proofErr w:type="spellEnd"/>
+      <w:r>
+        <w:rPr>
+          <w:rFonts w:ascii="Times New Roman" w:hAnsi="Times New Roman" w:cs="Times New Roman"/>
+        </w:rPr>
+        <w:t xml:space="preserve">, </w:t>
+      </w:r>
+      <w:proofErr w:type="spellStart"/>
+      <w:r>
+        <w:rPr>
+          <w:rFonts w:ascii="Times New Roman" w:hAnsi="Times New Roman" w:cs="Times New Roman"/>
+        </w:rPr>
+        <w:t>algoritma</w:t>
+      </w:r>
+      <w:proofErr w:type="spellEnd"/>
+      <w:r>
+        <w:rPr>
+          <w:rFonts w:ascii="Times New Roman" w:hAnsi="Times New Roman" w:cs="Times New Roman"/>
+        </w:rPr>
+        <w:t xml:space="preserve"> </w:t>
+      </w:r>
+      <w:proofErr w:type="spellStart"/>
+      <w:r>
+        <w:rPr>
+          <w:rFonts w:ascii="Times New Roman" w:hAnsi="Times New Roman" w:cs="Times New Roman"/>
+        </w:rPr>
+        <w:t>tidak</w:t>
+      </w:r>
+      <w:proofErr w:type="spellEnd"/>
+      <w:r>
+        <w:rPr>
+          <w:rFonts w:ascii="Times New Roman" w:hAnsi="Times New Roman" w:cs="Times New Roman"/>
+        </w:rPr>
+        <w:t xml:space="preserve"> </w:t>
+      </w:r>
+      <w:proofErr w:type="spellStart"/>
+      <w:r>
+        <w:rPr>
+          <w:rFonts w:ascii="Times New Roman" w:hAnsi="Times New Roman" w:cs="Times New Roman"/>
+        </w:rPr>
+        <w:t>perlu</w:t>
+      </w:r>
+      <w:proofErr w:type="spellEnd"/>
+      <w:r>
+        <w:rPr>
+          <w:rFonts w:ascii="Times New Roman" w:hAnsi="Times New Roman" w:cs="Times New Roman"/>
+        </w:rPr>
+        <w:t xml:space="preserve"> </w:t>
+      </w:r>
+      <w:proofErr w:type="spellStart"/>
+      <w:r>
+        <w:rPr>
+          <w:rFonts w:ascii="Times New Roman" w:hAnsi="Times New Roman" w:cs="Times New Roman"/>
+        </w:rPr>
+        <w:t>lagi</w:t>
+      </w:r>
+      <w:proofErr w:type="spellEnd"/>
+      <w:r>
+        <w:rPr>
+          <w:rFonts w:ascii="Times New Roman" w:hAnsi="Times New Roman" w:cs="Times New Roman"/>
+        </w:rPr>
+        <w:t xml:space="preserve"> </w:t>
+      </w:r>
+      <w:proofErr w:type="spellStart"/>
+      <w:r>
+        <w:rPr>
+          <w:rFonts w:ascii="Times New Roman" w:hAnsi="Times New Roman" w:cs="Times New Roman"/>
+        </w:rPr>
+        <w:t>memeriksa</w:t>
+      </w:r>
+      <w:proofErr w:type="spellEnd"/>
+      <w:r>
+        <w:rPr>
+          <w:rFonts w:ascii="Times New Roman" w:hAnsi="Times New Roman" w:cs="Times New Roman"/>
+        </w:rPr>
+        <w:t xml:space="preserve"> </w:t>
+      </w:r>
+      <w:proofErr w:type="spellStart"/>
+      <w:r>
+        <w:rPr>
+          <w:rFonts w:ascii="Times New Roman" w:hAnsi="Times New Roman" w:cs="Times New Roman"/>
+        </w:rPr>
+        <w:t>elemen-elemen</w:t>
+      </w:r>
+      <w:proofErr w:type="spellEnd"/>
+      <w:r>
+        <w:rPr>
+          <w:rFonts w:ascii="Times New Roman" w:hAnsi="Times New Roman" w:cs="Times New Roman"/>
+        </w:rPr>
+        <w:t xml:space="preserve"> yang </w:t>
+      </w:r>
+      <w:proofErr w:type="spellStart"/>
+      <w:r>
+        <w:rPr>
+          <w:rFonts w:ascii="Times New Roman" w:hAnsi="Times New Roman" w:cs="Times New Roman"/>
+        </w:rPr>
+        <w:t>sudah</w:t>
+      </w:r>
+      <w:proofErr w:type="spellEnd"/>
+      <w:r>
+        <w:rPr>
+          <w:rFonts w:ascii="Times New Roman" w:hAnsi="Times New Roman" w:cs="Times New Roman"/>
+        </w:rPr>
+        <w:t xml:space="preserve"> </w:t>
+      </w:r>
+      <w:proofErr w:type="spellStart"/>
+      <w:r>
+        <w:rPr>
+          <w:rFonts w:ascii="Times New Roman" w:hAnsi="Times New Roman" w:cs="Times New Roman"/>
+        </w:rPr>
+        <w:t>terurut</w:t>
+      </w:r>
+      <w:proofErr w:type="spellEnd"/>
+      <w:r>
+        <w:rPr>
+          <w:rFonts w:ascii="Times New Roman" w:hAnsi="Times New Roman" w:cs="Times New Roman"/>
+        </w:rPr>
+        <w:t xml:space="preserve"> di </w:t>
+      </w:r>
+      <w:proofErr w:type="spellStart"/>
+      <w:r>
+        <w:rPr>
+          <w:rFonts w:ascii="Times New Roman" w:hAnsi="Times New Roman" w:cs="Times New Roman"/>
+        </w:rPr>
+        <w:t>bagian</w:t>
+      </w:r>
+      <w:proofErr w:type="spellEnd"/>
+      <w:r>
+        <w:rPr>
+          <w:rFonts w:ascii="Times New Roman" w:hAnsi="Times New Roman" w:cs="Times New Roman"/>
+        </w:rPr>
+        <w:t xml:space="preserve"> </w:t>
+      </w:r>
+      <w:proofErr w:type="spellStart"/>
+      <w:r>
+        <w:rPr>
+          <w:rFonts w:ascii="Times New Roman" w:hAnsi="Times New Roman" w:cs="Times New Roman"/>
+        </w:rPr>
+        <w:t>belakang</w:t>
+      </w:r>
+      <w:proofErr w:type="spellEnd"/>
+      <w:r>
+        <w:rPr>
+          <w:rFonts w:ascii="Times New Roman" w:hAnsi="Times New Roman" w:cs="Times New Roman"/>
+        </w:rPr>
+        <w:t xml:space="preserve"> </w:t>
+      </w:r>
+      <w:proofErr w:type="spellStart"/>
+      <w:r>
+        <w:rPr>
+          <w:rFonts w:ascii="Times New Roman" w:hAnsi="Times New Roman" w:cs="Times New Roman"/>
+        </w:rPr>
+        <w:t>tersebut</w:t>
+      </w:r>
+      <w:proofErr w:type="spellEnd"/>
+      <w:r>
+        <w:rPr>
+          <w:rFonts w:ascii="Times New Roman" w:hAnsi="Times New Roman" w:cs="Times New Roman"/>
+        </w:rPr>
+        <w:t>.</w:t>
+      </w:r>
     </w:p>
     <w:p>
       <w:pPr>
@@ -3063,6 +3825,164 @@
     <w:p>
       <w:pPr>
         <w:pStyle w:val="ListParagraph"/>
+        <w:jc w:val="both"/>
+        <w:rPr>
+          <w:rFonts w:ascii="Times New Roman" w:hAnsi="Times New Roman" w:cs="Times New Roman"/>
+          <w:lang w:val="en-US"/>
+        </w:rPr>
+      </w:pPr>
+      <w:proofErr w:type="spellStart"/>
+      <w:r>
+        <w:rPr>
+          <w:rFonts w:ascii="Times New Roman" w:hAnsi="Times New Roman" w:cs="Times New Roman"/>
+        </w:rPr>
+        <w:t>Perulangan</w:t>
+      </w:r>
+      <w:proofErr w:type="spellEnd"/>
+      <w:r>
+        <w:rPr>
+          <w:rFonts w:ascii="Times New Roman" w:hAnsi="Times New Roman" w:cs="Times New Roman"/>
+        </w:rPr>
+        <w:t xml:space="preserve"> </w:t>
+      </w:r>
+      <w:proofErr w:type="spellStart"/>
+      <w:r>
+        <w:rPr>
+          <w:rFonts w:ascii="Times New Roman" w:hAnsi="Times New Roman" w:cs="Times New Roman"/>
+        </w:rPr>
+        <w:t>i</w:t>
+      </w:r>
+      <w:proofErr w:type="spellEnd"/>
+      <w:r>
+        <w:rPr>
+          <w:rFonts w:ascii="Times New Roman" w:hAnsi="Times New Roman" w:cs="Times New Roman"/>
+        </w:rPr>
+        <w:t xml:space="preserve"> </w:t>
+      </w:r>
+      <w:proofErr w:type="spellStart"/>
+      <w:r>
+        <w:rPr>
+          <w:rFonts w:ascii="Times New Roman" w:hAnsi="Times New Roman" w:cs="Times New Roman"/>
+        </w:rPr>
+        <w:t>akan</w:t>
+      </w:r>
+      <w:proofErr w:type="spellEnd"/>
+      <w:r>
+        <w:rPr>
+          <w:rFonts w:ascii="Times New Roman" w:hAnsi="Times New Roman" w:cs="Times New Roman"/>
+        </w:rPr>
+        <w:t xml:space="preserve"> </w:t>
+      </w:r>
+      <w:proofErr w:type="spellStart"/>
+      <w:r>
+        <w:rPr>
+          <w:rFonts w:ascii="Times New Roman" w:hAnsi="Times New Roman" w:cs="Times New Roman"/>
+        </w:rPr>
+        <w:t>berlangsung</w:t>
+      </w:r>
+      <w:proofErr w:type="spellEnd"/>
+      <w:r>
+        <w:rPr>
+          <w:rFonts w:ascii="Times New Roman" w:hAnsi="Times New Roman" w:cs="Times New Roman"/>
+        </w:rPr>
+        <w:t xml:space="preserve"> </w:t>
+      </w:r>
+      <w:proofErr w:type="spellStart"/>
+      <w:r>
+        <w:rPr>
+          <w:rFonts w:ascii="Times New Roman" w:hAnsi="Times New Roman" w:cs="Times New Roman"/>
+        </w:rPr>
+        <w:t>sebanyak</w:t>
+      </w:r>
+      <w:proofErr w:type="spellEnd"/>
+      <w:r>
+        <w:rPr>
+          <w:rFonts w:ascii="Times New Roman" w:hAnsi="Times New Roman" w:cs="Times New Roman"/>
+        </w:rPr>
+        <w:t xml:space="preserve"> 49 kali (0 </w:t>
+      </w:r>
+      <w:proofErr w:type="spellStart"/>
+      <w:r>
+        <w:rPr>
+          <w:rFonts w:ascii="Times New Roman" w:hAnsi="Times New Roman" w:cs="Times New Roman"/>
+        </w:rPr>
+        <w:t>hingga</w:t>
+      </w:r>
+      <w:proofErr w:type="spellEnd"/>
+      <w:r>
+        <w:rPr>
+          <w:rFonts w:ascii="Times New Roman" w:hAnsi="Times New Roman" w:cs="Times New Roman"/>
+        </w:rPr>
+        <w:t xml:space="preserve"> 48). </w:t>
+      </w:r>
+      <w:proofErr w:type="spellStart"/>
+      <w:r>
+        <w:rPr>
+          <w:rFonts w:ascii="Times New Roman" w:hAnsi="Times New Roman" w:cs="Times New Roman"/>
+        </w:rPr>
+        <w:t>Jumlah</w:t>
+      </w:r>
+      <w:proofErr w:type="spellEnd"/>
+      <w:r>
+        <w:rPr>
+          <w:rFonts w:ascii="Times New Roman" w:hAnsi="Times New Roman" w:cs="Times New Roman"/>
+        </w:rPr>
+        <w:t xml:space="preserve"> </w:t>
+      </w:r>
+      <w:proofErr w:type="spellStart"/>
+      <w:r>
+        <w:rPr>
+          <w:rFonts w:ascii="Times New Roman" w:hAnsi="Times New Roman" w:cs="Times New Roman"/>
+        </w:rPr>
+        <w:t>tahap</w:t>
+      </w:r>
+      <w:proofErr w:type="spellEnd"/>
+      <w:r>
+        <w:rPr>
+          <w:rFonts w:ascii="Times New Roman" w:hAnsi="Times New Roman" w:cs="Times New Roman"/>
+        </w:rPr>
+        <w:t xml:space="preserve"> yang </w:t>
+      </w:r>
+      <w:proofErr w:type="spellStart"/>
+      <w:r>
+        <w:rPr>
+          <w:rFonts w:ascii="Times New Roman" w:hAnsi="Times New Roman" w:cs="Times New Roman"/>
+        </w:rPr>
+        <w:t>ditempuh</w:t>
+      </w:r>
+      <w:proofErr w:type="spellEnd"/>
+      <w:r>
+        <w:rPr>
+          <w:rFonts w:ascii="Times New Roman" w:hAnsi="Times New Roman" w:cs="Times New Roman"/>
+        </w:rPr>
+        <w:t xml:space="preserve"> juga </w:t>
+      </w:r>
+      <w:proofErr w:type="spellStart"/>
+      <w:r>
+        <w:rPr>
+          <w:rFonts w:ascii="Times New Roman" w:hAnsi="Times New Roman" w:cs="Times New Roman"/>
+        </w:rPr>
+        <w:t>sebanyak</w:t>
+      </w:r>
+      <w:proofErr w:type="spellEnd"/>
+      <w:r>
+        <w:rPr>
+          <w:rFonts w:ascii="Times New Roman" w:hAnsi="Times New Roman" w:cs="Times New Roman"/>
+        </w:rPr>
+        <w:t xml:space="preserve"> 49 </w:t>
+      </w:r>
+      <w:proofErr w:type="spellStart"/>
+      <w:r>
+        <w:rPr>
+          <w:rFonts w:ascii="Times New Roman" w:hAnsi="Times New Roman" w:cs="Times New Roman"/>
+        </w:rPr>
+        <w:t>tahap</w:t>
+      </w:r>
+      <w:proofErr w:type="spellEnd"/>
+    </w:p>
+    <w:p>
+      <w:pPr>
+        <w:pStyle w:val="ListParagraph"/>
         <w:numPr>
           <w:ilvl w:val="0"/>
           <w:numId w:val="1"/>
@@ -3201,86 +4121,95 @@
         </w:rPr>
         <w:t>)</w:t>
       </w:r>
+      <w:r>
+        <w:rPr>
+          <w:rFonts w:ascii="Times New Roman" w:hAnsi="Times New Roman" w:cs="Times New Roman"/>
+          <w:lang w:val="en-US"/>
+        </w:rPr>
+        <w:t xml:space="preserve"> </w:t>
+      </w:r>
+      <w:r>
+        <w:rPr>
+          <w:rFonts w:ascii="Times New Roman" w:hAnsi="Times New Roman" w:cs="Times New Roman"/>
+          <w:lang w:val="en-US"/>
+        </w:rPr>
+        <w:t xml:space="preserve">yang </w:t>
+      </w:r>
+      <w:proofErr w:type="spellStart"/>
+      <w:r>
+        <w:rPr>
+          <w:rFonts w:ascii="Times New Roman" w:hAnsi="Times New Roman" w:cs="Times New Roman"/>
+          <w:lang w:val="en-US"/>
+        </w:rPr>
+        <w:t>terdiri</w:t>
+      </w:r>
+      <w:proofErr w:type="spellEnd"/>
+      <w:r>
+        <w:rPr>
+          <w:rFonts w:ascii="Times New Roman" w:hAnsi="Times New Roman" w:cs="Times New Roman"/>
+          <w:lang w:val="en-US"/>
+        </w:rPr>
+        <w:t xml:space="preserve"> </w:t>
+      </w:r>
+      <w:proofErr w:type="spellStart"/>
+      <w:r>
+        <w:rPr>
+          <w:rFonts w:ascii="Times New Roman" w:hAnsi="Times New Roman" w:cs="Times New Roman"/>
+          <w:lang w:val="en-US"/>
+        </w:rPr>
+        <w:t>dari</w:t>
+      </w:r>
+      <w:proofErr w:type="spellEnd"/>
+      <w:r>
+        <w:rPr>
+          <w:rFonts w:ascii="Times New Roman" w:hAnsi="Times New Roman" w:cs="Times New Roman"/>
+          <w:lang w:val="en-US"/>
+        </w:rPr>
+        <w:t xml:space="preserve"> nim, nama, </w:t>
+      </w:r>
+      <w:proofErr w:type="spellStart"/>
+      <w:r>
+        <w:rPr>
+          <w:rFonts w:ascii="Times New Roman" w:hAnsi="Times New Roman" w:cs="Times New Roman"/>
+          <w:lang w:val="en-US"/>
+        </w:rPr>
+        <w:t>kelas</w:t>
+      </w:r>
+      <w:proofErr w:type="spellEnd"/>
+      <w:r>
+        <w:rPr>
+          <w:rFonts w:ascii="Times New Roman" w:hAnsi="Times New Roman" w:cs="Times New Roman"/>
+          <w:lang w:val="en-US"/>
+        </w:rPr>
+        <w:t xml:space="preserve">, dan </w:t>
+      </w:r>
+      <w:proofErr w:type="spellStart"/>
+      <w:r>
+        <w:rPr>
+          <w:rFonts w:ascii="Times New Roman" w:hAnsi="Times New Roman" w:cs="Times New Roman"/>
+          <w:lang w:val="en-US"/>
+        </w:rPr>
+        <w:t>ipk</w:t>
+      </w:r>
+      <w:proofErr w:type="spellEnd"/>
+      <w:r>
+        <w:rPr>
+          <w:rFonts w:ascii="Times New Roman" w:hAnsi="Times New Roman" w:cs="Times New Roman"/>
+          <w:lang w:val="en-US"/>
+        </w:rPr>
+        <w:t>!</w:t>
+      </w:r>
     </w:p>
     <w:p>
       <w:pPr>
         <w:jc w:val="both"/>
         <w:rPr>
           <w:rFonts w:ascii="Times New Roman" w:hAnsi="Times New Roman" w:cs="Times New Roman"/>
-          <w:lang w:val="en-US"/>
-        </w:rPr>
-      </w:pPr>
-      <w:r>
-        <w:rPr>
-          <w:rFonts w:ascii="Times New Roman" w:hAnsi="Times New Roman" w:cs="Times New Roman"/>
-          <w:lang w:val="en-US"/>
-        </w:rPr>
-        <w:t xml:space="preserve">yang </w:t>
-      </w:r>
-      <w:proofErr w:type="spellStart"/>
-      <w:r>
-        <w:rPr>
-          <w:rFonts w:ascii="Times New Roman" w:hAnsi="Times New Roman" w:cs="Times New Roman"/>
-          <w:lang w:val="en-US"/>
-        </w:rPr>
-        <w:t>terdiri</w:t>
-      </w:r>
-      <w:proofErr w:type="spellEnd"/>
-      <w:r>
-        <w:rPr>
-          <w:rFonts w:ascii="Times New Roman" w:hAnsi="Times New Roman" w:cs="Times New Roman"/>
-          <w:lang w:val="en-US"/>
-        </w:rPr>
-        <w:t xml:space="preserve"> </w:t>
-      </w:r>
-      <w:proofErr w:type="spellStart"/>
-      <w:r>
-        <w:rPr>
-          <w:rFonts w:ascii="Times New Roman" w:hAnsi="Times New Roman" w:cs="Times New Roman"/>
-          <w:lang w:val="en-US"/>
-        </w:rPr>
-        <w:t>dari</w:t>
-      </w:r>
-      <w:proofErr w:type="spellEnd"/>
-      <w:r>
-        <w:rPr>
-          <w:rFonts w:ascii="Times New Roman" w:hAnsi="Times New Roman" w:cs="Times New Roman"/>
-          <w:lang w:val="en-US"/>
-        </w:rPr>
-        <w:t xml:space="preserve"> nim, nama, </w:t>
-      </w:r>
-      <w:proofErr w:type="spellStart"/>
-      <w:r>
-        <w:rPr>
-          <w:rFonts w:ascii="Times New Roman" w:hAnsi="Times New Roman" w:cs="Times New Roman"/>
-          <w:lang w:val="en-US"/>
-        </w:rPr>
-        <w:t>kelas</w:t>
-      </w:r>
-      <w:proofErr w:type="spellEnd"/>
-      <w:r>
-        <w:rPr>
-          <w:rFonts w:ascii="Times New Roman" w:hAnsi="Times New Roman" w:cs="Times New Roman"/>
-          <w:lang w:val="en-US"/>
-        </w:rPr>
-        <w:t xml:space="preserve">, dan </w:t>
-      </w:r>
-      <w:proofErr w:type="spellStart"/>
-      <w:r>
-        <w:rPr>
-          <w:rFonts w:ascii="Times New Roman" w:hAnsi="Times New Roman" w:cs="Times New Roman"/>
-          <w:lang w:val="en-US"/>
-        </w:rPr>
-        <w:t>ipk</w:t>
-      </w:r>
-      <w:proofErr w:type="spellEnd"/>
-      <w:r>
-        <w:rPr>
-          <w:rFonts w:ascii="Times New Roman" w:hAnsi="Times New Roman" w:cs="Times New Roman"/>
-          <w:lang w:val="en-US"/>
-        </w:rPr>
-        <w:t>!</w:t>
-      </w:r>
+          <w:b/>
+          <w:bCs/>
+          <w:lang w:val="en-US"/>
+        </w:rPr>
+      </w:pPr>
     </w:p>
     <w:p>
       <w:pPr>
@@ -3292,37 +4221,122 @@
           <w:lang w:val="en-US"/>
         </w:rPr>
       </w:pPr>
+      <w:r>
+        <w:rPr>
+          <w:rFonts w:ascii="Times New Roman" w:hAnsi="Times New Roman" w:cs="Times New Roman"/>
+          <w:b/>
+          <w:bCs/>
+          <w:lang w:val="en-US"/>
+        </w:rPr>
+        <w:t xml:space="preserve">5.3.7 </w:t>
+      </w:r>
+      <w:proofErr w:type="spellStart"/>
+      <w:r>
+        <w:rPr>
+          <w:rFonts w:ascii="Times New Roman" w:hAnsi="Times New Roman" w:cs="Times New Roman"/>
+          <w:b/>
+          <w:bCs/>
+          <w:lang w:val="en-US"/>
+        </w:rPr>
+        <w:t>Pertanyaan</w:t>
+      </w:r>
+      <w:proofErr w:type="spellEnd"/>
     </w:p>
     <w:p>
       <w:pPr>
         <w:jc w:val="both"/>
         <w:rPr>
           <w:rFonts w:ascii="Times New Roman" w:hAnsi="Times New Roman" w:cs="Times New Roman"/>
-          <w:b/>
-          <w:bCs/>
-          <w:lang w:val="en-US"/>
-        </w:rPr>
-      </w:pPr>
-      <w:r>
-        <w:rPr>
-          <w:rFonts w:ascii="Times New Roman" w:hAnsi="Times New Roman" w:cs="Times New Roman"/>
-          <w:b/>
-          <w:bCs/>
-          <w:lang w:val="en-US"/>
-        </w:rPr>
-        <w:t xml:space="preserve">5.3.7 </w:t>
-      </w:r>
-      <w:proofErr w:type="spellStart"/>
-      <w:r>
-        <w:rPr>
-          <w:rFonts w:ascii="Times New Roman" w:hAnsi="Times New Roman" w:cs="Times New Roman"/>
-          <w:b/>
-          <w:bCs/>
-          <w:lang w:val="en-US"/>
-        </w:rPr>
-        <w:t>Pertanyaan</w:t>
-      </w:r>
-      <w:proofErr w:type="spellEnd"/>
+          <w:lang w:val="en-US"/>
+        </w:rPr>
+      </w:pPr>
+      <w:r>
+        <w:rPr>
+          <w:rFonts w:ascii="Times New Roman" w:hAnsi="Times New Roman" w:cs="Times New Roman"/>
+          <w:lang w:val="en-US"/>
+        </w:rPr>
+        <w:t xml:space="preserve">Di </w:t>
+      </w:r>
+      <w:proofErr w:type="spellStart"/>
+      <w:r>
+        <w:rPr>
+          <w:rFonts w:ascii="Times New Roman" w:hAnsi="Times New Roman" w:cs="Times New Roman"/>
+          <w:lang w:val="en-US"/>
+        </w:rPr>
+        <w:t>dalam</w:t>
+      </w:r>
+      <w:proofErr w:type="spellEnd"/>
+      <w:r>
+        <w:rPr>
+          <w:rFonts w:ascii="Times New Roman" w:hAnsi="Times New Roman" w:cs="Times New Roman"/>
+          <w:lang w:val="en-US"/>
+        </w:rPr>
+        <w:t xml:space="preserve"> method selection sort, </w:t>
+      </w:r>
+      <w:proofErr w:type="spellStart"/>
+      <w:r>
+        <w:rPr>
+          <w:rFonts w:ascii="Times New Roman" w:hAnsi="Times New Roman" w:cs="Times New Roman"/>
+          <w:lang w:val="en-US"/>
+        </w:rPr>
+        <w:t>terdapat</w:t>
+      </w:r>
+      <w:proofErr w:type="spellEnd"/>
+      <w:r>
+        <w:rPr>
+          <w:rFonts w:ascii="Times New Roman" w:hAnsi="Times New Roman" w:cs="Times New Roman"/>
+          <w:lang w:val="en-US"/>
+        </w:rPr>
+        <w:t xml:space="preserve"> baris program </w:t>
+      </w:r>
+      <w:proofErr w:type="spellStart"/>
+      <w:r>
+        <w:rPr>
+          <w:rFonts w:ascii="Times New Roman" w:hAnsi="Times New Roman" w:cs="Times New Roman"/>
+          <w:lang w:val="en-US"/>
+        </w:rPr>
+        <w:t>seperti</w:t>
+      </w:r>
+      <w:proofErr w:type="spellEnd"/>
+      <w:r>
+        <w:rPr>
+          <w:rFonts w:ascii="Times New Roman" w:hAnsi="Times New Roman" w:cs="Times New Roman"/>
+          <w:lang w:val="en-US"/>
+        </w:rPr>
+        <w:t xml:space="preserve"> di </w:t>
+      </w:r>
+      <w:proofErr w:type="spellStart"/>
+      <w:r>
+        <w:rPr>
+          <w:rFonts w:ascii="Times New Roman" w:hAnsi="Times New Roman" w:cs="Times New Roman"/>
+          <w:lang w:val="en-US"/>
+        </w:rPr>
+        <w:t>bawah</w:t>
+      </w:r>
+      <w:proofErr w:type="spellEnd"/>
+      <w:r>
+        <w:rPr>
+          <w:rFonts w:ascii="Times New Roman" w:hAnsi="Times New Roman" w:cs="Times New Roman"/>
+          <w:lang w:val="en-US"/>
+        </w:rPr>
+        <w:t xml:space="preserve"> </w:t>
+      </w:r>
+      <w:proofErr w:type="spellStart"/>
+      <w:r>
+        <w:rPr>
+          <w:rFonts w:ascii="Times New Roman" w:hAnsi="Times New Roman" w:cs="Times New Roman"/>
+          <w:lang w:val="en-US"/>
+        </w:rPr>
+        <w:t>ini</w:t>
+      </w:r>
+      <w:proofErr w:type="spellEnd"/>
+      <w:r>
+        <w:rPr>
+          <w:rFonts w:ascii="Times New Roman" w:hAnsi="Times New Roman" w:cs="Times New Roman"/>
+          <w:lang w:val="en-US"/>
+        </w:rPr>
+        <w:t>:</w:t>
+      </w:r>
     </w:p>
     <w:p>
       <w:pPr>
@@ -3335,104 +4349,10 @@
       <w:r>
         <w:rPr>
           <w:rFonts w:ascii="Times New Roman" w:hAnsi="Times New Roman" w:cs="Times New Roman"/>
-          <w:lang w:val="en-US"/>
-        </w:rPr>
-        <w:t xml:space="preserve">Di </w:t>
-      </w:r>
-      <w:proofErr w:type="spellStart"/>
-      <w:r>
-        <w:rPr>
-          <w:rFonts w:ascii="Times New Roman" w:hAnsi="Times New Roman" w:cs="Times New Roman"/>
-          <w:lang w:val="en-US"/>
-        </w:rPr>
-        <w:t>dalam</w:t>
-      </w:r>
-      <w:proofErr w:type="spellEnd"/>
-      <w:r>
-        <w:rPr>
-          <w:rFonts w:ascii="Times New Roman" w:hAnsi="Times New Roman" w:cs="Times New Roman"/>
-          <w:lang w:val="en-US"/>
-        </w:rPr>
-        <w:t xml:space="preserve"> method selection sort, </w:t>
-      </w:r>
-      <w:proofErr w:type="spellStart"/>
-      <w:r>
-        <w:rPr>
-          <w:rFonts w:ascii="Times New Roman" w:hAnsi="Times New Roman" w:cs="Times New Roman"/>
-          <w:lang w:val="en-US"/>
-        </w:rPr>
-        <w:t>terdapat</w:t>
-      </w:r>
-      <w:proofErr w:type="spellEnd"/>
-      <w:r>
-        <w:rPr>
-          <w:rFonts w:ascii="Times New Roman" w:hAnsi="Times New Roman" w:cs="Times New Roman"/>
-          <w:lang w:val="en-US"/>
-        </w:rPr>
-        <w:t xml:space="preserve"> baris program </w:t>
-      </w:r>
-      <w:proofErr w:type="spellStart"/>
-      <w:r>
-        <w:rPr>
-          <w:rFonts w:ascii="Times New Roman" w:hAnsi="Times New Roman" w:cs="Times New Roman"/>
-          <w:lang w:val="en-US"/>
-        </w:rPr>
-        <w:t>seperti</w:t>
-      </w:r>
-      <w:proofErr w:type="spellEnd"/>
-      <w:r>
-        <w:rPr>
-          <w:rFonts w:ascii="Times New Roman" w:hAnsi="Times New Roman" w:cs="Times New Roman"/>
-          <w:lang w:val="en-US"/>
-        </w:rPr>
-        <w:t xml:space="preserve"> di </w:t>
-      </w:r>
-      <w:proofErr w:type="spellStart"/>
-      <w:r>
-        <w:rPr>
-          <w:rFonts w:ascii="Times New Roman" w:hAnsi="Times New Roman" w:cs="Times New Roman"/>
-          <w:lang w:val="en-US"/>
-        </w:rPr>
-        <w:t>bawah</w:t>
-      </w:r>
-      <w:proofErr w:type="spellEnd"/>
-      <w:r>
-        <w:rPr>
-          <w:rFonts w:ascii="Times New Roman" w:hAnsi="Times New Roman" w:cs="Times New Roman"/>
-          <w:lang w:val="en-US"/>
-        </w:rPr>
-        <w:t xml:space="preserve"> </w:t>
-      </w:r>
-      <w:proofErr w:type="spellStart"/>
-      <w:r>
-        <w:rPr>
-          <w:rFonts w:ascii="Times New Roman" w:hAnsi="Times New Roman" w:cs="Times New Roman"/>
-          <w:lang w:val="en-US"/>
-        </w:rPr>
-        <w:t>ini</w:t>
-      </w:r>
-      <w:proofErr w:type="spellEnd"/>
-      <w:r>
-        <w:rPr>
-          <w:rFonts w:ascii="Times New Roman" w:hAnsi="Times New Roman" w:cs="Times New Roman"/>
-          <w:lang w:val="en-US"/>
-        </w:rPr>
-        <w:t>:</w:t>
-      </w:r>
-    </w:p>
-    <w:p>
-      <w:pPr>
-        <w:jc w:val="both"/>
-        <w:rPr>
-          <w:rFonts w:ascii="Times New Roman" w:hAnsi="Times New Roman" w:cs="Times New Roman"/>
-          <w:lang w:val="en-US"/>
-        </w:rPr>
-      </w:pPr>
-      <w:r>
-        <w:rPr>
-          <w:rFonts w:ascii="Times New Roman" w:hAnsi="Times New Roman" w:cs="Times New Roman"/>
-          <w:lang w:val="en-US"/>
-        </w:rPr>
+          <w:noProof/>
+          <w:lang w:val="en-US"/>
+        </w:rPr>
+        <w:lastRenderedPageBreak/>
         <w:drawing>
           <wp:inline distT="0" distB="0" distL="0" distR="0" wp14:anchorId="08027820" wp14:editId="47862B84">
             <wp:extent cx="5731510" cy="1853565"/>
@@ -3508,23 +4428,7 @@
           <w:rFonts w:ascii="Times New Roman" w:hAnsi="Times New Roman" w:cs="Times New Roman"/>
           <w:lang w:val="en-US"/>
         </w:rPr>
-        <w:t xml:space="preserve"> </w:t>
-      </w:r>
-      <w:proofErr w:type="gramStart"/>
-      <w:r>
-        <w:rPr>
-          <w:rFonts w:ascii="Times New Roman" w:hAnsi="Times New Roman" w:cs="Times New Roman"/>
-          <w:lang w:val="en-US"/>
-        </w:rPr>
-        <w:t>proses</w:t>
-      </w:r>
-      <w:proofErr w:type="gramEnd"/>
-      <w:r>
-        <w:rPr>
-          <w:rFonts w:ascii="Times New Roman" w:hAnsi="Times New Roman" w:cs="Times New Roman"/>
-          <w:lang w:val="en-US"/>
-        </w:rPr>
-        <w:t xml:space="preserve"> </w:t>
+        <w:t xml:space="preserve"> proses </w:t>
       </w:r>
       <w:proofErr w:type="spellStart"/>
       <w:r>
@@ -3567,12 +4471,479 @@
           <w:lang w:val="en-US"/>
         </w:rPr>
       </w:pPr>
+      <w:proofErr w:type="spellStart"/>
+      <w:r>
+        <w:rPr>
+          <w:rFonts w:ascii="Times New Roman" w:hAnsi="Times New Roman" w:cs="Times New Roman"/>
+          <w:b/>
+          <w:bCs/>
+        </w:rPr>
+        <w:t>Jawaban</w:t>
+      </w:r>
+      <w:proofErr w:type="spellEnd"/>
+      <w:r>
+        <w:rPr>
+          <w:rFonts w:ascii="Times New Roman" w:hAnsi="Times New Roman" w:cs="Times New Roman"/>
+          <w:b/>
+          <w:bCs/>
+        </w:rPr>
+        <w:t>:</w:t>
+      </w:r>
+      <w:r>
+        <w:rPr>
+          <w:rFonts w:ascii="Times New Roman" w:hAnsi="Times New Roman" w:cs="Times New Roman"/>
+        </w:rPr>
+        <w:t xml:space="preserve"> Proses </w:t>
+      </w:r>
+      <w:proofErr w:type="spellStart"/>
+      <w:r>
+        <w:rPr>
+          <w:rFonts w:ascii="Times New Roman" w:hAnsi="Times New Roman" w:cs="Times New Roman"/>
+        </w:rPr>
+        <w:t>tersebut</w:t>
+      </w:r>
+      <w:proofErr w:type="spellEnd"/>
+      <w:r>
+        <w:rPr>
+          <w:rFonts w:ascii="Times New Roman" w:hAnsi="Times New Roman" w:cs="Times New Roman"/>
+        </w:rPr>
+        <w:t xml:space="preserve"> </w:t>
+      </w:r>
+      <w:proofErr w:type="spellStart"/>
+      <w:r>
+        <w:rPr>
+          <w:rFonts w:ascii="Times New Roman" w:hAnsi="Times New Roman" w:cs="Times New Roman"/>
+        </w:rPr>
+        <w:t>digunakan</w:t>
+      </w:r>
+      <w:proofErr w:type="spellEnd"/>
+      <w:r>
+        <w:rPr>
+          <w:rFonts w:ascii="Times New Roman" w:hAnsi="Times New Roman" w:cs="Times New Roman"/>
+        </w:rPr>
+        <w:t xml:space="preserve"> </w:t>
+      </w:r>
+      <w:proofErr w:type="spellStart"/>
+      <w:r>
+        <w:rPr>
+          <w:rFonts w:ascii="Times New Roman" w:hAnsi="Times New Roman" w:cs="Times New Roman"/>
+        </w:rPr>
+        <w:t>untuk</w:t>
+      </w:r>
+      <w:proofErr w:type="spellEnd"/>
+      <w:r>
+        <w:rPr>
+          <w:rFonts w:ascii="Times New Roman" w:hAnsi="Times New Roman" w:cs="Times New Roman"/>
+        </w:rPr>
+        <w:t xml:space="preserve"> </w:t>
+      </w:r>
+      <w:proofErr w:type="spellStart"/>
+      <w:r>
+        <w:rPr>
+          <w:rFonts w:ascii="Times New Roman" w:hAnsi="Times New Roman" w:cs="Times New Roman"/>
+        </w:rPr>
+        <w:t>menukar</w:t>
+      </w:r>
+      <w:proofErr w:type="spellEnd"/>
+      <w:r>
+        <w:rPr>
+          <w:rFonts w:ascii="Times New Roman" w:hAnsi="Times New Roman" w:cs="Times New Roman"/>
+        </w:rPr>
+        <w:t xml:space="preserve"> </w:t>
+      </w:r>
+      <w:proofErr w:type="spellStart"/>
+      <w:r>
+        <w:rPr>
+          <w:rFonts w:ascii="Times New Roman" w:hAnsi="Times New Roman" w:cs="Times New Roman"/>
+        </w:rPr>
+        <w:t>posisi</w:t>
+      </w:r>
+      <w:proofErr w:type="spellEnd"/>
+      <w:r>
+        <w:rPr>
+          <w:rFonts w:ascii="Times New Roman" w:hAnsi="Times New Roman" w:cs="Times New Roman"/>
+        </w:rPr>
+        <w:t xml:space="preserve"> </w:t>
+      </w:r>
+      <w:proofErr w:type="spellStart"/>
+      <w:r>
+        <w:rPr>
+          <w:rFonts w:ascii="Times New Roman" w:hAnsi="Times New Roman" w:cs="Times New Roman"/>
+        </w:rPr>
+        <w:t>elemen</w:t>
+      </w:r>
+      <w:proofErr w:type="spellEnd"/>
+      <w:r>
+        <w:rPr>
+          <w:rFonts w:ascii="Times New Roman" w:hAnsi="Times New Roman" w:cs="Times New Roman"/>
+        </w:rPr>
+        <w:t xml:space="preserve"> pada </w:t>
+      </w:r>
+      <w:proofErr w:type="spellStart"/>
+      <w:r>
+        <w:rPr>
+          <w:rFonts w:ascii="Times New Roman" w:hAnsi="Times New Roman" w:cs="Times New Roman"/>
+        </w:rPr>
+        <w:t>indeks</w:t>
+      </w:r>
+      <w:proofErr w:type="spellEnd"/>
+      <w:r>
+        <w:rPr>
+          <w:rFonts w:ascii="Times New Roman" w:hAnsi="Times New Roman" w:cs="Times New Roman"/>
+        </w:rPr>
+        <w:t xml:space="preserve"> </w:t>
+      </w:r>
+      <w:proofErr w:type="spellStart"/>
+      <w:r>
+        <w:rPr>
+          <w:rFonts w:ascii="Times New Roman" w:hAnsi="Times New Roman" w:cs="Times New Roman"/>
+        </w:rPr>
+        <w:t>saat</w:t>
+      </w:r>
+      <w:proofErr w:type="spellEnd"/>
+      <w:r>
+        <w:rPr>
+          <w:rFonts w:ascii="Times New Roman" w:hAnsi="Times New Roman" w:cs="Times New Roman"/>
+        </w:rPr>
+        <w:t xml:space="preserve"> </w:t>
+      </w:r>
+      <w:proofErr w:type="spellStart"/>
+      <w:r>
+        <w:rPr>
+          <w:rFonts w:ascii="Times New Roman" w:hAnsi="Times New Roman" w:cs="Times New Roman"/>
+        </w:rPr>
+        <w:t>ini</w:t>
+      </w:r>
+      <w:proofErr w:type="spellEnd"/>
+      <w:r>
+        <w:rPr>
+          <w:rFonts w:ascii="Times New Roman" w:hAnsi="Times New Roman" w:cs="Times New Roman"/>
+        </w:rPr>
+        <w:t xml:space="preserve"> (</w:t>
+      </w:r>
+      <w:proofErr w:type="spellStart"/>
+      <w:r>
+        <w:rPr>
+          <w:rFonts w:ascii="Times New Roman" w:hAnsi="Times New Roman" w:cs="Times New Roman"/>
+        </w:rPr>
+        <w:t>i</w:t>
+      </w:r>
+      <w:proofErr w:type="spellEnd"/>
+      <w:r>
+        <w:rPr>
+          <w:rFonts w:ascii="Times New Roman" w:hAnsi="Times New Roman" w:cs="Times New Roman"/>
+        </w:rPr>
+        <w:t xml:space="preserve">) </w:t>
+      </w:r>
+      <w:proofErr w:type="spellStart"/>
+      <w:r>
+        <w:rPr>
+          <w:rFonts w:ascii="Times New Roman" w:hAnsi="Times New Roman" w:cs="Times New Roman"/>
+        </w:rPr>
+        <w:t>dengan</w:t>
+      </w:r>
+      <w:proofErr w:type="spellEnd"/>
+      <w:r>
+        <w:rPr>
+          <w:rFonts w:ascii="Times New Roman" w:hAnsi="Times New Roman" w:cs="Times New Roman"/>
+        </w:rPr>
+        <w:t xml:space="preserve"> </w:t>
+      </w:r>
+      <w:proofErr w:type="spellStart"/>
+      <w:r>
+        <w:rPr>
+          <w:rFonts w:ascii="Times New Roman" w:hAnsi="Times New Roman" w:cs="Times New Roman"/>
+        </w:rPr>
+        <w:t>elemen</w:t>
+      </w:r>
+      <w:proofErr w:type="spellEnd"/>
+      <w:r>
+        <w:rPr>
+          <w:rFonts w:ascii="Times New Roman" w:hAnsi="Times New Roman" w:cs="Times New Roman"/>
+        </w:rPr>
+        <w:t xml:space="preserve"> yang </w:t>
+      </w:r>
+      <w:proofErr w:type="spellStart"/>
+      <w:r>
+        <w:rPr>
+          <w:rFonts w:ascii="Times New Roman" w:hAnsi="Times New Roman" w:cs="Times New Roman"/>
+        </w:rPr>
+        <w:t>memiliki</w:t>
+      </w:r>
+      <w:proofErr w:type="spellEnd"/>
+      <w:r>
+        <w:rPr>
+          <w:rFonts w:ascii="Times New Roman" w:hAnsi="Times New Roman" w:cs="Times New Roman"/>
+        </w:rPr>
+        <w:t xml:space="preserve"> </w:t>
+      </w:r>
+      <w:proofErr w:type="spellStart"/>
+      <w:r>
+        <w:rPr>
+          <w:rFonts w:ascii="Times New Roman" w:hAnsi="Times New Roman" w:cs="Times New Roman"/>
+        </w:rPr>
+        <w:t>nilai</w:t>
+      </w:r>
+      <w:proofErr w:type="spellEnd"/>
+      <w:r>
+        <w:rPr>
+          <w:rFonts w:ascii="Times New Roman" w:hAnsi="Times New Roman" w:cs="Times New Roman"/>
+        </w:rPr>
+        <w:t xml:space="preserve"> IPK </w:t>
+      </w:r>
+      <w:proofErr w:type="spellStart"/>
+      <w:r>
+        <w:rPr>
+          <w:rFonts w:ascii="Times New Roman" w:hAnsi="Times New Roman" w:cs="Times New Roman"/>
+        </w:rPr>
+        <w:t>terkecil</w:t>
+      </w:r>
+      <w:proofErr w:type="spellEnd"/>
+      <w:r>
+        <w:rPr>
+          <w:rFonts w:ascii="Times New Roman" w:hAnsi="Times New Roman" w:cs="Times New Roman"/>
+        </w:rPr>
+        <w:t xml:space="preserve"> (</w:t>
+      </w:r>
+      <w:proofErr w:type="spellStart"/>
+      <w:r>
+        <w:rPr>
+          <w:rFonts w:ascii="Times New Roman" w:hAnsi="Times New Roman" w:cs="Times New Roman"/>
+        </w:rPr>
+        <w:t>idxMin</w:t>
+      </w:r>
+      <w:proofErr w:type="spellEnd"/>
+      <w:r>
+        <w:rPr>
+          <w:rFonts w:ascii="Times New Roman" w:hAnsi="Times New Roman" w:cs="Times New Roman"/>
+        </w:rPr>
+        <w:t xml:space="preserve">) yang </w:t>
+      </w:r>
+      <w:proofErr w:type="spellStart"/>
+      <w:r>
+        <w:rPr>
+          <w:rFonts w:ascii="Times New Roman" w:hAnsi="Times New Roman" w:cs="Times New Roman"/>
+        </w:rPr>
+        <w:t>telah</w:t>
+      </w:r>
+      <w:proofErr w:type="spellEnd"/>
+      <w:r>
+        <w:rPr>
+          <w:rFonts w:ascii="Times New Roman" w:hAnsi="Times New Roman" w:cs="Times New Roman"/>
+        </w:rPr>
+        <w:t xml:space="preserve"> </w:t>
+      </w:r>
+      <w:proofErr w:type="spellStart"/>
+      <w:r>
+        <w:rPr>
+          <w:rFonts w:ascii="Times New Roman" w:hAnsi="Times New Roman" w:cs="Times New Roman"/>
+        </w:rPr>
+        <w:t>ditemukan</w:t>
+      </w:r>
+      <w:proofErr w:type="spellEnd"/>
+      <w:r>
+        <w:rPr>
+          <w:rFonts w:ascii="Times New Roman" w:hAnsi="Times New Roman" w:cs="Times New Roman"/>
+        </w:rPr>
+        <w:t xml:space="preserve"> </w:t>
+      </w:r>
+      <w:proofErr w:type="spellStart"/>
+      <w:r>
+        <w:rPr>
+          <w:rFonts w:ascii="Times New Roman" w:hAnsi="Times New Roman" w:cs="Times New Roman"/>
+        </w:rPr>
+        <w:t>selama</w:t>
+      </w:r>
+      <w:proofErr w:type="spellEnd"/>
+      <w:r>
+        <w:rPr>
+          <w:rFonts w:ascii="Times New Roman" w:hAnsi="Times New Roman" w:cs="Times New Roman"/>
+        </w:rPr>
+        <w:t xml:space="preserve"> </w:t>
+      </w:r>
+      <w:proofErr w:type="spellStart"/>
+      <w:r>
+        <w:rPr>
+          <w:rFonts w:ascii="Times New Roman" w:hAnsi="Times New Roman" w:cs="Times New Roman"/>
+        </w:rPr>
+        <w:t>iterasi</w:t>
+      </w:r>
+      <w:proofErr w:type="spellEnd"/>
+      <w:r>
+        <w:rPr>
+          <w:rFonts w:ascii="Times New Roman" w:hAnsi="Times New Roman" w:cs="Times New Roman"/>
+        </w:rPr>
+        <w:t xml:space="preserve"> </w:t>
+      </w:r>
+      <w:r>
+        <w:rPr>
+          <w:rFonts w:ascii="Times New Roman" w:hAnsi="Times New Roman" w:cs="Times New Roman"/>
+          <w:i/>
+          <w:iCs/>
+        </w:rPr>
+        <w:t>inner loop</w:t>
+      </w:r>
+      <w:r>
+        <w:rPr>
+          <w:rFonts w:ascii="Times New Roman" w:hAnsi="Times New Roman" w:cs="Times New Roman"/>
+        </w:rPr>
+        <w:t xml:space="preserve">. Ini </w:t>
+      </w:r>
+      <w:proofErr w:type="spellStart"/>
+      <w:r>
+        <w:rPr>
+          <w:rFonts w:ascii="Times New Roman" w:hAnsi="Times New Roman" w:cs="Times New Roman"/>
+        </w:rPr>
+        <w:t>memastikan</w:t>
+      </w:r>
+      <w:proofErr w:type="spellEnd"/>
+      <w:r>
+        <w:rPr>
+          <w:rFonts w:ascii="Times New Roman" w:hAnsi="Times New Roman" w:cs="Times New Roman"/>
+        </w:rPr>
+        <w:t xml:space="preserve"> </w:t>
+      </w:r>
+      <w:proofErr w:type="spellStart"/>
+      <w:r>
+        <w:rPr>
+          <w:rFonts w:ascii="Times New Roman" w:hAnsi="Times New Roman" w:cs="Times New Roman"/>
+        </w:rPr>
+        <w:t>bahwa</w:t>
+      </w:r>
+      <w:proofErr w:type="spellEnd"/>
+      <w:r>
+        <w:rPr>
+          <w:rFonts w:ascii="Times New Roman" w:hAnsi="Times New Roman" w:cs="Times New Roman"/>
+        </w:rPr>
+        <w:t xml:space="preserve"> pada </w:t>
+      </w:r>
+      <w:proofErr w:type="spellStart"/>
+      <w:r>
+        <w:rPr>
+          <w:rFonts w:ascii="Times New Roman" w:hAnsi="Times New Roman" w:cs="Times New Roman"/>
+        </w:rPr>
+        <w:t>setiap</w:t>
+      </w:r>
+      <w:proofErr w:type="spellEnd"/>
+      <w:r>
+        <w:rPr>
+          <w:rFonts w:ascii="Times New Roman" w:hAnsi="Times New Roman" w:cs="Times New Roman"/>
+        </w:rPr>
+        <w:t xml:space="preserve"> </w:t>
+      </w:r>
+      <w:proofErr w:type="spellStart"/>
+      <w:r>
+        <w:rPr>
+          <w:rFonts w:ascii="Times New Roman" w:hAnsi="Times New Roman" w:cs="Times New Roman"/>
+        </w:rPr>
+        <w:t>langkah</w:t>
+      </w:r>
+      <w:proofErr w:type="spellEnd"/>
+      <w:r>
+        <w:rPr>
+          <w:rFonts w:ascii="Times New Roman" w:hAnsi="Times New Roman" w:cs="Times New Roman"/>
+        </w:rPr>
+        <w:t xml:space="preserve">, </w:t>
+      </w:r>
+      <w:proofErr w:type="spellStart"/>
+      <w:r>
+        <w:rPr>
+          <w:rFonts w:ascii="Times New Roman" w:hAnsi="Times New Roman" w:cs="Times New Roman"/>
+        </w:rPr>
+        <w:t>elemen</w:t>
+      </w:r>
+      <w:proofErr w:type="spellEnd"/>
+      <w:r>
+        <w:rPr>
+          <w:rFonts w:ascii="Times New Roman" w:hAnsi="Times New Roman" w:cs="Times New Roman"/>
+        </w:rPr>
+        <w:t xml:space="preserve"> </w:t>
+      </w:r>
+      <w:proofErr w:type="spellStart"/>
+      <w:r>
+        <w:rPr>
+          <w:rFonts w:ascii="Times New Roman" w:hAnsi="Times New Roman" w:cs="Times New Roman"/>
+        </w:rPr>
+        <w:t>terkecil</w:t>
+      </w:r>
+      <w:proofErr w:type="spellEnd"/>
+      <w:r>
+        <w:rPr>
+          <w:rFonts w:ascii="Times New Roman" w:hAnsi="Times New Roman" w:cs="Times New Roman"/>
+        </w:rPr>
+        <w:t xml:space="preserve"> yang </w:t>
+      </w:r>
+      <w:proofErr w:type="spellStart"/>
+      <w:r>
+        <w:rPr>
+          <w:rFonts w:ascii="Times New Roman" w:hAnsi="Times New Roman" w:cs="Times New Roman"/>
+        </w:rPr>
+        <w:t>tersisa</w:t>
+      </w:r>
+      <w:proofErr w:type="spellEnd"/>
+      <w:r>
+        <w:rPr>
+          <w:rFonts w:ascii="Times New Roman" w:hAnsi="Times New Roman" w:cs="Times New Roman"/>
+        </w:rPr>
+        <w:t xml:space="preserve"> </w:t>
+      </w:r>
+      <w:proofErr w:type="spellStart"/>
+      <w:r>
+        <w:rPr>
+          <w:rFonts w:ascii="Times New Roman" w:hAnsi="Times New Roman" w:cs="Times New Roman"/>
+        </w:rPr>
+        <w:t>ditempatkan</w:t>
+      </w:r>
+      <w:proofErr w:type="spellEnd"/>
+      <w:r>
+        <w:rPr>
+          <w:rFonts w:ascii="Times New Roman" w:hAnsi="Times New Roman" w:cs="Times New Roman"/>
+        </w:rPr>
+        <w:t xml:space="preserve"> di </w:t>
+      </w:r>
+      <w:proofErr w:type="spellStart"/>
+      <w:r>
+        <w:rPr>
+          <w:rFonts w:ascii="Times New Roman" w:hAnsi="Times New Roman" w:cs="Times New Roman"/>
+        </w:rPr>
+        <w:t>posisi</w:t>
+      </w:r>
+      <w:proofErr w:type="spellEnd"/>
+      <w:r>
+        <w:rPr>
+          <w:rFonts w:ascii="Times New Roman" w:hAnsi="Times New Roman" w:cs="Times New Roman"/>
+        </w:rPr>
+        <w:t xml:space="preserve"> yang </w:t>
+      </w:r>
+      <w:proofErr w:type="spellStart"/>
+      <w:r>
+        <w:rPr>
+          <w:rFonts w:ascii="Times New Roman" w:hAnsi="Times New Roman" w:cs="Times New Roman"/>
+        </w:rPr>
+        <w:t>benar</w:t>
+      </w:r>
+      <w:proofErr w:type="spellEnd"/>
+      <w:r>
+        <w:rPr>
+          <w:rFonts w:ascii="Times New Roman" w:hAnsi="Times New Roman" w:cs="Times New Roman"/>
+        </w:rPr>
+        <w:t>.</w:t>
+      </w:r>
     </w:p>
     <w:p>
       <w:pPr>
         <w:jc w:val="both"/>
         <w:rPr>
           <w:rFonts w:ascii="Times New Roman" w:hAnsi="Times New Roman" w:cs="Times New Roman"/>
+          <w:lang w:val="en-US"/>
+        </w:rPr>
+      </w:pPr>
+    </w:p>
+    <w:p>
+      <w:pPr>
+        <w:jc w:val="both"/>
+        <w:rPr>
+          <w:rFonts w:ascii="Times New Roman" w:hAnsi="Times New Roman" w:cs="Times New Roman"/>
           <w:b/>
           <w:bCs/>
           <w:lang w:val="en-US"/>
@@ -3750,7 +5121,6 @@
           <w:rFonts w:ascii="Times New Roman" w:hAnsi="Times New Roman" w:cs="Times New Roman"/>
           <w:lang w:val="en-US"/>
         </w:rPr>
-        <w:lastRenderedPageBreak/>
         <w:t>dengan</w:t>
       </w:r>
       <w:proofErr w:type="spellEnd"/>
@@ -3777,6 +5147,457 @@
         </w:rPr>
         <w:t xml:space="preserve"> descending.</w:t>
       </w:r>
+    </w:p>
+    <w:p>
+      <w:pPr>
+        <w:jc w:val="both"/>
+        <w:rPr>
+          <w:rFonts w:ascii="Times New Roman" w:hAnsi="Times New Roman" w:cs="Times New Roman"/>
+        </w:rPr>
+      </w:pPr>
+      <w:proofErr w:type="spellStart"/>
+      <w:r>
+        <w:rPr>
+          <w:rFonts w:ascii="Times New Roman" w:hAnsi="Times New Roman" w:cs="Times New Roman"/>
+          <w:b/>
+          <w:bCs/>
+        </w:rPr>
+        <w:t>Jawaban</w:t>
+      </w:r>
+      <w:proofErr w:type="spellEnd"/>
+      <w:r>
+        <w:rPr>
+          <w:rFonts w:ascii="Times New Roman" w:hAnsi="Times New Roman" w:cs="Times New Roman"/>
+          <w:b/>
+          <w:bCs/>
+        </w:rPr>
+        <w:t>:</w:t>
+      </w:r>
+      <w:r>
+        <w:rPr>
+          <w:rFonts w:ascii="Times New Roman" w:hAnsi="Times New Roman" w:cs="Times New Roman"/>
+        </w:rPr>
+        <w:t xml:space="preserve"> </w:t>
+      </w:r>
+      <w:proofErr w:type="spellStart"/>
+      <w:r>
+        <w:rPr>
+          <w:rFonts w:ascii="Times New Roman" w:hAnsi="Times New Roman" w:cs="Times New Roman"/>
+        </w:rPr>
+        <w:t>Untuk</w:t>
+      </w:r>
+      <w:proofErr w:type="spellEnd"/>
+      <w:r>
+        <w:rPr>
+          <w:rFonts w:ascii="Times New Roman" w:hAnsi="Times New Roman" w:cs="Times New Roman"/>
+        </w:rPr>
+        <w:t xml:space="preserve"> </w:t>
+      </w:r>
+      <w:proofErr w:type="spellStart"/>
+      <w:r>
+        <w:rPr>
+          <w:rFonts w:ascii="Times New Roman" w:hAnsi="Times New Roman" w:cs="Times New Roman"/>
+        </w:rPr>
+        <w:t>mengubah</w:t>
+      </w:r>
+      <w:proofErr w:type="spellEnd"/>
+      <w:r>
+        <w:rPr>
+          <w:rFonts w:ascii="Times New Roman" w:hAnsi="Times New Roman" w:cs="Times New Roman"/>
+        </w:rPr>
+        <w:t xml:space="preserve"> </w:t>
+      </w:r>
+      <w:proofErr w:type="spellStart"/>
+      <w:r>
+        <w:rPr>
+          <w:rFonts w:ascii="Times New Roman" w:hAnsi="Times New Roman" w:cs="Times New Roman"/>
+        </w:rPr>
+        <w:t>menjadi</w:t>
+      </w:r>
+      <w:proofErr w:type="spellEnd"/>
+      <w:r>
+        <w:rPr>
+          <w:rFonts w:ascii="Times New Roman" w:hAnsi="Times New Roman" w:cs="Times New Roman"/>
+        </w:rPr>
+        <w:t xml:space="preserve"> </w:t>
+      </w:r>
+      <w:r>
+        <w:rPr>
+          <w:rFonts w:ascii="Times New Roman" w:hAnsi="Times New Roman" w:cs="Times New Roman"/>
+          <w:i/>
+          <w:iCs/>
+        </w:rPr>
+        <w:t>descending</w:t>
+      </w:r>
+      <w:r>
+        <w:rPr>
+          <w:rFonts w:ascii="Times New Roman" w:hAnsi="Times New Roman" w:cs="Times New Roman"/>
+        </w:rPr>
+        <w:t xml:space="preserve"> (</w:t>
+      </w:r>
+      <w:proofErr w:type="spellStart"/>
+      <w:r>
+        <w:rPr>
+          <w:rFonts w:ascii="Times New Roman" w:hAnsi="Times New Roman" w:cs="Times New Roman"/>
+        </w:rPr>
+        <w:t>menurun</w:t>
+      </w:r>
+      <w:proofErr w:type="spellEnd"/>
+      <w:r>
+        <w:rPr>
+          <w:rFonts w:ascii="Times New Roman" w:hAnsi="Times New Roman" w:cs="Times New Roman"/>
+        </w:rPr>
+        <w:t xml:space="preserve">), </w:t>
+      </w:r>
+      <w:proofErr w:type="spellStart"/>
+      <w:r>
+        <w:rPr>
+          <w:rFonts w:ascii="Times New Roman" w:hAnsi="Times New Roman" w:cs="Times New Roman"/>
+        </w:rPr>
+        <w:t>ubah</w:t>
+      </w:r>
+      <w:proofErr w:type="spellEnd"/>
+      <w:r>
+        <w:rPr>
+          <w:rFonts w:ascii="Times New Roman" w:hAnsi="Times New Roman" w:cs="Times New Roman"/>
+        </w:rPr>
+        <w:t xml:space="preserve"> </w:t>
+      </w:r>
+      <w:proofErr w:type="spellStart"/>
+      <w:r>
+        <w:rPr>
+          <w:rFonts w:ascii="Times New Roman" w:hAnsi="Times New Roman" w:cs="Times New Roman"/>
+        </w:rPr>
+        <w:t>kondisi</w:t>
+      </w:r>
+      <w:proofErr w:type="spellEnd"/>
+      <w:r>
+        <w:rPr>
+          <w:rFonts w:ascii="Times New Roman" w:hAnsi="Times New Roman" w:cs="Times New Roman"/>
+        </w:rPr>
+        <w:t xml:space="preserve"> </w:t>
+      </w:r>
+      <w:proofErr w:type="spellStart"/>
+      <w:r>
+        <w:rPr>
+          <w:rFonts w:ascii="Times New Roman" w:hAnsi="Times New Roman" w:cs="Times New Roman"/>
+        </w:rPr>
+        <w:t>perbandingan</w:t>
+      </w:r>
+      <w:proofErr w:type="spellEnd"/>
+      <w:r>
+        <w:rPr>
+          <w:rFonts w:ascii="Times New Roman" w:hAnsi="Times New Roman" w:cs="Times New Roman"/>
+        </w:rPr>
+        <w:t xml:space="preserve"> pada </w:t>
+      </w:r>
+      <w:proofErr w:type="spellStart"/>
+      <w:r>
+        <w:rPr>
+          <w:rFonts w:ascii="Times New Roman" w:hAnsi="Times New Roman" w:cs="Times New Roman"/>
+        </w:rPr>
+        <w:t>perulangan</w:t>
+      </w:r>
+      <w:proofErr w:type="spellEnd"/>
+      <w:r>
+        <w:rPr>
+          <w:rFonts w:ascii="Times New Roman" w:hAnsi="Times New Roman" w:cs="Times New Roman"/>
+        </w:rPr>
+        <w:t xml:space="preserve"> while </w:t>
+      </w:r>
+      <w:proofErr w:type="spellStart"/>
+      <w:r>
+        <w:rPr>
+          <w:rFonts w:ascii="Times New Roman" w:hAnsi="Times New Roman" w:cs="Times New Roman"/>
+        </w:rPr>
+        <w:t>dari</w:t>
+      </w:r>
+      <w:proofErr w:type="spellEnd"/>
+      <w:r>
+        <w:rPr>
+          <w:rFonts w:ascii="Times New Roman" w:hAnsi="Times New Roman" w:cs="Times New Roman"/>
+        </w:rPr>
+        <w:t xml:space="preserve"> &gt; (</w:t>
+      </w:r>
+      <w:proofErr w:type="spellStart"/>
+      <w:r>
+        <w:rPr>
+          <w:rFonts w:ascii="Times New Roman" w:hAnsi="Times New Roman" w:cs="Times New Roman"/>
+        </w:rPr>
+        <w:t>lebih</w:t>
+      </w:r>
+      <w:proofErr w:type="spellEnd"/>
+      <w:r>
+        <w:rPr>
+          <w:rFonts w:ascii="Times New Roman" w:hAnsi="Times New Roman" w:cs="Times New Roman"/>
+        </w:rPr>
+        <w:t xml:space="preserve"> </w:t>
+      </w:r>
+      <w:proofErr w:type="spellStart"/>
+      <w:r>
+        <w:rPr>
+          <w:rFonts w:ascii="Times New Roman" w:hAnsi="Times New Roman" w:cs="Times New Roman"/>
+        </w:rPr>
+        <w:t>besar</w:t>
+      </w:r>
+      <w:proofErr w:type="spellEnd"/>
+      <w:r>
+        <w:rPr>
+          <w:rFonts w:ascii="Times New Roman" w:hAnsi="Times New Roman" w:cs="Times New Roman"/>
+        </w:rPr>
+        <w:t xml:space="preserve"> </w:t>
+      </w:r>
+      <w:proofErr w:type="spellStart"/>
+      <w:r>
+        <w:rPr>
+          <w:rFonts w:ascii="Times New Roman" w:hAnsi="Times New Roman" w:cs="Times New Roman"/>
+        </w:rPr>
+        <w:t>dari</w:t>
+      </w:r>
+      <w:proofErr w:type="spellEnd"/>
+      <w:r>
+        <w:rPr>
+          <w:rFonts w:ascii="Times New Roman" w:hAnsi="Times New Roman" w:cs="Times New Roman"/>
+        </w:rPr>
+        <w:t xml:space="preserve">) </w:t>
+      </w:r>
+      <w:proofErr w:type="spellStart"/>
+      <w:r>
+        <w:rPr>
+          <w:rFonts w:ascii="Times New Roman" w:hAnsi="Times New Roman" w:cs="Times New Roman"/>
+        </w:rPr>
+        <w:t>menjadi</w:t>
+      </w:r>
+      <w:proofErr w:type="spellEnd"/>
+      <w:r>
+        <w:rPr>
+          <w:rFonts w:ascii="Times New Roman" w:hAnsi="Times New Roman" w:cs="Times New Roman"/>
+        </w:rPr>
+        <w:t xml:space="preserve"> &lt; (</w:t>
+      </w:r>
+      <w:proofErr w:type="spellStart"/>
+      <w:r>
+        <w:rPr>
+          <w:rFonts w:ascii="Times New Roman" w:hAnsi="Times New Roman" w:cs="Times New Roman"/>
+        </w:rPr>
+        <w:t>lebih</w:t>
+      </w:r>
+      <w:proofErr w:type="spellEnd"/>
+      <w:r>
+        <w:rPr>
+          <w:rFonts w:ascii="Times New Roman" w:hAnsi="Times New Roman" w:cs="Times New Roman"/>
+        </w:rPr>
+        <w:t xml:space="preserve"> </w:t>
+      </w:r>
+      <w:proofErr w:type="spellStart"/>
+      <w:r>
+        <w:rPr>
+          <w:rFonts w:ascii="Times New Roman" w:hAnsi="Times New Roman" w:cs="Times New Roman"/>
+        </w:rPr>
+        <w:t>kecil</w:t>
+      </w:r>
+      <w:proofErr w:type="spellEnd"/>
+      <w:r>
+        <w:rPr>
+          <w:rFonts w:ascii="Times New Roman" w:hAnsi="Times New Roman" w:cs="Times New Roman"/>
+        </w:rPr>
+        <w:t xml:space="preserve"> </w:t>
+      </w:r>
+      <w:proofErr w:type="spellStart"/>
+      <w:r>
+        <w:rPr>
+          <w:rFonts w:ascii="Times New Roman" w:hAnsi="Times New Roman" w:cs="Times New Roman"/>
+        </w:rPr>
+        <w:t>dari</w:t>
+      </w:r>
+      <w:proofErr w:type="spellEnd"/>
+      <w:r>
+        <w:rPr>
+          <w:rFonts w:ascii="Times New Roman" w:hAnsi="Times New Roman" w:cs="Times New Roman"/>
+        </w:rPr>
+        <w:t>).</w:t>
+      </w:r>
+    </w:p>
+    <w:p>
+      <w:pPr>
+        <w:numPr>
+          <w:ilvl w:val="0"/>
+          <w:numId w:val="6"/>
+        </w:numPr>
+        <w:jc w:val="both"/>
+        <w:rPr>
+          <w:rFonts w:ascii="Times New Roman" w:hAnsi="Times New Roman" w:cs="Times New Roman"/>
+        </w:rPr>
+      </w:pPr>
+      <w:r>
+        <w:rPr>
+          <w:rFonts w:ascii="Times New Roman" w:hAnsi="Times New Roman" w:cs="Times New Roman"/>
+          <w:b/>
+          <w:bCs/>
+        </w:rPr>
+        <w:t xml:space="preserve">Kode </w:t>
+      </w:r>
+      <w:proofErr w:type="spellStart"/>
+      <w:r>
+        <w:rPr>
+          <w:rFonts w:ascii="Times New Roman" w:hAnsi="Times New Roman" w:cs="Times New Roman"/>
+          <w:b/>
+          <w:bCs/>
+        </w:rPr>
+        <w:t>asal</w:t>
+      </w:r>
+      <w:proofErr w:type="spellEnd"/>
+      <w:r>
+        <w:rPr>
+          <w:rFonts w:ascii="Times New Roman" w:hAnsi="Times New Roman" w:cs="Times New Roman"/>
+          <w:b/>
+          <w:bCs/>
+        </w:rPr>
+        <w:t>:</w:t>
+      </w:r>
+      <w:r>
+        <w:rPr>
+          <w:rFonts w:ascii="Times New Roman" w:hAnsi="Times New Roman" w:cs="Times New Roman"/>
+        </w:rPr>
+        <w:t xml:space="preserve"> while (j &gt;= 0 &amp;&amp; </w:t>
+      </w:r>
+      <w:proofErr w:type="spellStart"/>
+      <w:r>
+        <w:rPr>
+          <w:rFonts w:ascii="Times New Roman" w:hAnsi="Times New Roman" w:cs="Times New Roman"/>
+        </w:rPr>
+        <w:t>listMhs</w:t>
+      </w:r>
+      <w:proofErr w:type="spellEnd"/>
+      <w:r>
+        <w:rPr>
+          <w:rFonts w:ascii="Times New Roman" w:hAnsi="Times New Roman" w:cs="Times New Roman"/>
+        </w:rPr>
+        <w:t>[j].</w:t>
+      </w:r>
+      <w:proofErr w:type="spellStart"/>
+      <w:r>
+        <w:rPr>
+          <w:rFonts w:ascii="Times New Roman" w:hAnsi="Times New Roman" w:cs="Times New Roman"/>
+        </w:rPr>
+        <w:t>ipk</w:t>
+      </w:r>
+      <w:proofErr w:type="spellEnd"/>
+      <w:r>
+        <w:rPr>
+          <w:rFonts w:ascii="Times New Roman" w:hAnsi="Times New Roman" w:cs="Times New Roman"/>
+        </w:rPr>
+        <w:t xml:space="preserve"> &gt; </w:t>
+      </w:r>
+      <w:proofErr w:type="spellStart"/>
+      <w:r>
+        <w:rPr>
+          <w:rFonts w:ascii="Times New Roman" w:hAnsi="Times New Roman" w:cs="Times New Roman"/>
+        </w:rPr>
+        <w:t>temp.ipk</w:t>
+      </w:r>
+      <w:proofErr w:type="spellEnd"/>
+      <w:r>
+        <w:rPr>
+          <w:rFonts w:ascii="Times New Roman" w:hAnsi="Times New Roman" w:cs="Times New Roman"/>
+        </w:rPr>
+        <w:t>)</w:t>
+      </w:r>
+    </w:p>
+    <w:p>
+      <w:pPr>
+        <w:numPr>
+          <w:ilvl w:val="0"/>
+          <w:numId w:val="6"/>
+        </w:numPr>
+        <w:jc w:val="both"/>
+        <w:rPr>
+          <w:rFonts w:ascii="Times New Roman" w:hAnsi="Times New Roman" w:cs="Times New Roman"/>
+        </w:rPr>
+      </w:pPr>
+      <w:r>
+        <w:rPr>
+          <w:rFonts w:ascii="Times New Roman" w:hAnsi="Times New Roman" w:cs="Times New Roman"/>
+          <w:b/>
+          <w:bCs/>
+        </w:rPr>
+        <w:t xml:space="preserve">Kode </w:t>
+      </w:r>
+      <w:proofErr w:type="spellStart"/>
+      <w:r>
+        <w:rPr>
+          <w:rFonts w:ascii="Times New Roman" w:hAnsi="Times New Roman" w:cs="Times New Roman"/>
+          <w:b/>
+          <w:bCs/>
+        </w:rPr>
+        <w:t>modifikasi</w:t>
+      </w:r>
+      <w:proofErr w:type="spellEnd"/>
+      <w:r>
+        <w:rPr>
+          <w:rFonts w:ascii="Times New Roman" w:hAnsi="Times New Roman" w:cs="Times New Roman"/>
+          <w:b/>
+          <w:bCs/>
+        </w:rPr>
+        <w:t>:</w:t>
+      </w:r>
+      <w:r>
+        <w:rPr>
+          <w:rFonts w:ascii="Times New Roman" w:hAnsi="Times New Roman" w:cs="Times New Roman"/>
+        </w:rPr>
+        <w:t xml:space="preserve"> while (j &gt;= 0 &amp;&amp; </w:t>
+      </w:r>
+      <w:proofErr w:type="spellStart"/>
+      <w:r>
+        <w:rPr>
+          <w:rFonts w:ascii="Times New Roman" w:hAnsi="Times New Roman" w:cs="Times New Roman"/>
+        </w:rPr>
+        <w:t>listMhs</w:t>
+      </w:r>
+      <w:proofErr w:type="spellEnd"/>
+      <w:r>
+        <w:rPr>
+          <w:rFonts w:ascii="Times New Roman" w:hAnsi="Times New Roman" w:cs="Times New Roman"/>
+        </w:rPr>
+        <w:t>[j].</w:t>
+      </w:r>
+      <w:proofErr w:type="spellStart"/>
+      <w:r>
+        <w:rPr>
+          <w:rFonts w:ascii="Times New Roman" w:hAnsi="Times New Roman" w:cs="Times New Roman"/>
+        </w:rPr>
+        <w:t>ipk</w:t>
+      </w:r>
+      <w:proofErr w:type="spellEnd"/>
+      <w:r>
+        <w:rPr>
+          <w:rFonts w:ascii="Times New Roman" w:hAnsi="Times New Roman" w:cs="Times New Roman"/>
+        </w:rPr>
+        <w:t xml:space="preserve"> &lt; </w:t>
+      </w:r>
+      <w:proofErr w:type="spellStart"/>
+      <w:r>
+        <w:rPr>
+          <w:rFonts w:ascii="Times New Roman" w:hAnsi="Times New Roman" w:cs="Times New Roman"/>
+        </w:rPr>
+        <w:t>temp.ipk</w:t>
+      </w:r>
+      <w:proofErr w:type="spellEnd"/>
+      <w:r>
+        <w:rPr>
+          <w:rFonts w:ascii="Times New Roman" w:hAnsi="Times New Roman" w:cs="Times New Roman"/>
+        </w:rPr>
+        <w:t>).</w:t>
+      </w:r>
+    </w:p>
+    <w:p>
+      <w:pPr>
+        <w:jc w:val="both"/>
+        <w:rPr>
+          <w:rFonts w:ascii="Times New Roman" w:hAnsi="Times New Roman" w:cs="Times New Roman"/>
+          <w:lang w:val="en-US"/>
+        </w:rPr>
+      </w:pPr>
     </w:p>
     <w:p>
       <w:pPr>
@@ -3800,6 +5621,155 @@
 <file path=word/numbering.xml><?xml version="1.0" encoding="utf-8"?>
 <w:numbering xmlns:wpc="http://schemas.microsoft.com/office/word/2010/wordprocessingCanvas" xmlns:cx="http://schemas.microsoft.com/office/drawing/2014/chartex" xmlns:cx1="http://schemas.microsoft.com/office/drawing/2015/9/8/chartex" xmlns:cx2="http://schemas.microsoft.com/office/drawing/2015/10/21/chartex" xmlns:cx3="http://schemas.microsoft.com/office/drawing/2016/5/9/chartex" xmlns:cx4="http://schemas.microsoft.com/office/drawing/2016/5/10/chartex" xmlns:cx5="http://schemas.microsoft.com/office/drawing/2016/5/11/chartex" xmlns:cx6="http://schemas.microsoft.com/office/drawing/2016/5/12/chartex" xmlns:cx7="http://schemas.microsoft.com/office/drawing/2016/5/13/chartex" xmlns:cx8="http://schemas.microsoft.com/office/drawing/2016/5/14/chartex" xmlns:mc="http://schemas.openxmlformats.org/markup-compatibility/2006" xmlns:aink="http://schemas.microsoft.com/office/drawing/2016/ink" xmlns:am3d="http://schemas.microsoft.com/office/drawing/2017/model3d" xmlns:o="urn:schemas-microsoft-com:office:office" xmlns:oel="http://schemas.microsoft.com/office/2019/extlst" xmlns:r="http://schemas.openxmlformats.org/officeDocument/2006/relationships" xmlns:m="http://schemas.openxmlformats.org/officeDocument/2006/math" xmlns:v="urn:schemas-microsoft-com:vml" xmlns:wp14="http://schemas.microsoft.com/office/word/2010/wordprocessingDrawing" xmlns:wp="http://schemas.openxmlformats.org/drawingml/2006/wordprocessingDrawing" xmlns:w10="urn:schemas-microsoft-com:office:word" xmlns:w="http://schemas.openxmlformats.org/wordprocessingml/2006/main" xmlns:w14="http://schemas.microsoft.com/office/word/2010/wordml" xmlns:w15="http://schemas.microsoft.com/office/word/2012/wordml" xmlns:w16cex="http://schemas.microsoft.com/office/word/2018/wordml/cex" xmlns:w16cid="http://schemas.microsoft.com/office/word/2016/wordml/cid" xmlns:w16="http://schemas.microsoft.com/office/word/2018/wordml" xmlns:w16du="http://schemas.microsoft.com/office/word/2023/wordml/word16du" xmlns:w16sdtdh="http://schemas.microsoft.com/office/word/2020/wordml/sdtdatahash" xmlns:w16sdtfl="http://schemas.microsoft.com/office/word/2024/wordml/sdtformatlock" xmlns:w16se="http://schemas.microsoft.com/office/word/2015/wordml/symex" xmlns:wpg="http://schemas.microsoft.com/office/word/2010/wordprocessingGroup" xmlns:wpi="http://schemas.microsoft.com/office/word/2010/wordprocessingInk" xmlns:wne="http://schemas.microsoft.com/office/word/2006/wordml" xmlns:wps="http://schemas.microsoft.com/office/word/2010/wordprocessingShape" mc:Ignorable="w14 w15 w16se w16cid w16 w16cex w16sdtdh w16sdtfl w16du wp14">
   <w:abstractNum w:abstractNumId="0" w15:restartNumberingAfterBreak="0">
+    <w:nsid w:val="1A2E13EF"/>
+    <w:multiLevelType w:val="multilevel"/>
+    <w:tmpl w:val="F0F20354"/>
+    <w:lvl w:ilvl="0">
+      <w:start w:val="1"/>
+      <w:numFmt w:val="bullet"/>
+      <w:lvlText w:val=""/>
+      <w:lvlJc w:val="left"/>
+      <w:pPr>
+        <w:tabs>
+          <w:tab w:val="num" w:pos="720"/>
+        </w:tabs>
+        <w:ind w:left="720" w:hanging="360"/>
+      </w:pPr>
+      <w:rPr>
+        <w:rFonts w:ascii="Symbol" w:hAnsi="Symbol" w:hint="default"/>
+        <w:sz w:val="20"/>
+      </w:rPr>
+    </w:lvl>
+    <w:lvl w:ilvl="1" w:tentative="1">
+      <w:start w:val="1"/>
+      <w:numFmt w:val="bullet"/>
+      <w:lvlText w:val="o"/>
+      <w:lvlJc w:val="left"/>
+      <w:pPr>
+        <w:tabs>
+          <w:tab w:val="num" w:pos="1440"/>
+        </w:tabs>
+        <w:ind w:left="1440" w:hanging="360"/>
+      </w:pPr>
+      <w:rPr>
+        <w:rFonts w:ascii="Courier New" w:hAnsi="Courier New" w:hint="default"/>
+        <w:sz w:val="20"/>
+      </w:rPr>
+    </w:lvl>
+    <w:lvl w:ilvl="2" w:tentative="1">
+      <w:start w:val="1"/>
+      <w:numFmt w:val="bullet"/>
+      <w:lvlText w:val=""/>
+      <w:lvlJc w:val="left"/>
+      <w:pPr>
+        <w:tabs>
+          <w:tab w:val="num" w:pos="2160"/>
+        </w:tabs>
+        <w:ind w:left="2160" w:hanging="360"/>
+      </w:pPr>
+      <w:rPr>
+        <w:rFonts w:ascii="Wingdings" w:hAnsi="Wingdings" w:hint="default"/>
+        <w:sz w:val="20"/>
+      </w:rPr>
+    </w:lvl>
+    <w:lvl w:ilvl="3" w:tentative="1">
+      <w:start w:val="1"/>
+      <w:numFmt w:val="bullet"/>
+      <w:lvlText w:val=""/>
+      <w:lvlJc w:val="left"/>
+      <w:pPr>
+        <w:tabs>
+          <w:tab w:val="num" w:pos="2880"/>
+        </w:tabs>
+        <w:ind w:left="2880" w:hanging="360"/>
+      </w:pPr>
+      <w:rPr>
+        <w:rFonts w:ascii="Wingdings" w:hAnsi="Wingdings" w:hint="default"/>
+        <w:sz w:val="20"/>
+      </w:rPr>
+    </w:lvl>
+    <w:lvl w:ilvl="4" w:tentative="1">
+      <w:start w:val="1"/>
+      <w:numFmt w:val="bullet"/>
+      <w:lvlText w:val=""/>
+      <w:lvlJc w:val="left"/>
+      <w:pPr>
+        <w:tabs>
+          <w:tab w:val="num" w:pos="3600"/>
+        </w:tabs>
+        <w:ind w:left="3600" w:hanging="360"/>
+      </w:pPr>
+      <w:rPr>
+        <w:rFonts w:ascii="Wingdings" w:hAnsi="Wingdings" w:hint="default"/>
+        <w:sz w:val="20"/>
+      </w:rPr>
+    </w:lvl>
+    <w:lvl w:ilvl="5" w:tentative="1">
+      <w:start w:val="1"/>
+      <w:numFmt w:val="bullet"/>
+      <w:lvlText w:val=""/>
+      <w:lvlJc w:val="left"/>
+      <w:pPr>
+        <w:tabs>
+          <w:tab w:val="num" w:pos="4320"/>
+        </w:tabs>
+        <w:ind w:left="4320" w:hanging="360"/>
+      </w:pPr>
+      <w:rPr>
+        <w:rFonts w:ascii="Wingdings" w:hAnsi="Wingdings" w:hint="default"/>
+        <w:sz w:val="20"/>
+      </w:rPr>
+    </w:lvl>
+    <w:lvl w:ilvl="6" w:tentative="1">
+      <w:start w:val="1"/>
+      <w:numFmt w:val="bullet"/>
+      <w:lvlText w:val=""/>
+      <w:lvlJc w:val="left"/>
+      <w:pPr>
+        <w:tabs>
+          <w:tab w:val="num" w:pos="5040"/>
+        </w:tabs>
+        <w:ind w:left="5040" w:hanging="360"/>
+      </w:pPr>
+      <w:rPr>
+        <w:rFonts w:ascii="Wingdings" w:hAnsi="Wingdings" w:hint="default"/>
+        <w:sz w:val="20"/>
+      </w:rPr>
+    </w:lvl>
+    <w:lvl w:ilvl="7" w:tentative="1">
+      <w:start w:val="1"/>
+      <w:numFmt w:val="bullet"/>
+      <w:lvlText w:val=""/>
+      <w:lvlJc w:val="left"/>
+      <w:pPr>
+        <w:tabs>
+          <w:tab w:val="num" w:pos="5760"/>
+        </w:tabs>
+        <w:ind w:left="5760" w:hanging="360"/>
+      </w:pPr>
+      <w:rPr>
+        <w:rFonts w:ascii="Wingdings" w:hAnsi="Wingdings" w:hint="default"/>
+        <w:sz w:val="20"/>
+      </w:rPr>
+    </w:lvl>
+    <w:lvl w:ilvl="8" w:tentative="1">
+      <w:start w:val="1"/>
+      <w:numFmt w:val="bullet"/>
+      <w:lvlText w:val=""/>
+      <w:lvlJc w:val="left"/>
+      <w:pPr>
+        <w:tabs>
+          <w:tab w:val="num" w:pos="6480"/>
+        </w:tabs>
+        <w:ind w:left="6480" w:hanging="360"/>
+      </w:pPr>
+      <w:rPr>
+        <w:rFonts w:ascii="Wingdings" w:hAnsi="Wingdings" w:hint="default"/>
+        <w:sz w:val="20"/>
+      </w:rPr>
+    </w:lvl>
+  </w:abstractNum>
+  <w:abstractNum w:abstractNumId="1" w15:restartNumberingAfterBreak="0">
     <w:nsid w:val="1BC62617"/>
     <w:multiLevelType w:val="hybridMultilevel"/>
     <w:tmpl w:val="11DEEB44"/>
@@ -3888,7 +5858,7 @@
       </w:pPr>
     </w:lvl>
   </w:abstractNum>
-  <w:abstractNum w:abstractNumId="1" w15:restartNumberingAfterBreak="0">
+  <w:abstractNum w:abstractNumId="2" w15:restartNumberingAfterBreak="0">
     <w:nsid w:val="1C2C78FA"/>
     <w:multiLevelType w:val="hybridMultilevel"/>
     <w:tmpl w:val="B4E66F0A"/>
@@ -3974,7 +5944,7 @@
       </w:pPr>
     </w:lvl>
   </w:abstractNum>
-  <w:abstractNum w:abstractNumId="2" w15:restartNumberingAfterBreak="0">
+  <w:abstractNum w:abstractNumId="3" w15:restartNumberingAfterBreak="0">
     <w:nsid w:val="43914869"/>
     <w:multiLevelType w:val="hybridMultilevel"/>
     <w:tmpl w:val="58204956"/>
@@ -4060,7 +6030,7 @@
       </w:pPr>
     </w:lvl>
   </w:abstractNum>
-  <w:abstractNum w:abstractNumId="3" w15:restartNumberingAfterBreak="0">
+  <w:abstractNum w:abstractNumId="4" w15:restartNumberingAfterBreak="0">
     <w:nsid w:val="4A530E0F"/>
     <w:multiLevelType w:val="hybridMultilevel"/>
     <w:tmpl w:val="C81683F6"/>
@@ -4149,7 +6119,7 @@
       </w:pPr>
     </w:lvl>
   </w:abstractNum>
-  <w:abstractNum w:abstractNumId="4" w15:restartNumberingAfterBreak="0">
+  <w:abstractNum w:abstractNumId="5" w15:restartNumberingAfterBreak="0">
     <w:nsid w:val="724933E6"/>
     <w:multiLevelType w:val="hybridMultilevel"/>
     <w:tmpl w:val="8F00549A"/>
@@ -4236,19 +6206,22 @@
     </w:lvl>
   </w:abstractNum>
   <w:num w:numId="1" w16cid:durableId="2034258777">
+    <w:abstractNumId w:val="3"/>
+  </w:num>
+  <w:num w:numId="2" w16cid:durableId="1813209401">
     <w:abstractNumId w:val="2"/>
   </w:num>
-  <w:num w:numId="2" w16cid:durableId="1813209401">
+  <w:num w:numId="3" w16cid:durableId="2062092925">
     <w:abstractNumId w:val="1"/>
   </w:num>
-  <w:num w:numId="3" w16cid:durableId="2062092925">
-    <w:abstractNumId w:val="0"/>
+  <w:num w:numId="4" w16cid:durableId="1795782863">
+    <w:abstractNumId w:val="5"/>
   </w:num>
-  <w:num w:numId="4" w16cid:durableId="1795782863">
+  <w:num w:numId="5" w16cid:durableId="542719865">
     <w:abstractNumId w:val="4"/>
   </w:num>
-  <w:num w:numId="5" w16cid:durableId="542719865">
-    <w:abstractNumId w:val="3"/>
+  <w:num w:numId="6" w16cid:durableId="259875913">
+    <w:abstractNumId w:val="0"/>
   </w:num>
 </w:numbering>
 </file>
@@ -5169,6 +7142,29 @@
       <w:spacing w:val="5"/>
     </w:rPr>
   </w:style>
+  <w:style w:type="character" w:styleId="HTMLCode">
+    <w:name w:val="HTML Code"/>
+    <w:basedOn w:val="DefaultParagraphFont"/>
+    <w:uiPriority w:val="99"/>
+    <w:semiHidden/>
+    <w:unhideWhenUsed/>
+    <w:rsid w:val="000D25F8"/>
+    <w:rPr>
+      <w:rFonts w:ascii="Courier New" w:eastAsia="Times New Roman" w:hAnsi="Courier New" w:cs="Courier New"/>
+      <w:sz w:val="20"/>
+      <w:szCs w:val="20"/>
+    </w:rPr>
+  </w:style>
+  <w:style w:type="character" w:customStyle="1" w:styleId="citation-64">
+    <w:name w:val="citation-64"/>
+    <w:basedOn w:val="DefaultParagraphFont"/>
+    <w:rsid w:val="000D25F8"/>
+  </w:style>
+  <w:style w:type="character" w:customStyle="1" w:styleId="math-inline">
+    <w:name w:val="math-inline"/>
+    <w:basedOn w:val="DefaultParagraphFont"/>
+    <w:rsid w:val="000D25F8"/>
+  </w:style>
 </w:styles>
 </file>
 
